--- a/projects/HR/Китайский снабженец/Вводный_инструктаж_и_спринт_Цянь_Ин_Логистика.docx
+++ b/projects/HR/Китайский снабженец/Вводный_инструктаж_и_спринт_Цянь_Ин_Логистика.docx
@@ -4,47 +4,98 @@
   <w:body>
     <w:p>
       <w:pPr>
+        <w:spacing w:before="0" w:after="240"/>
         <w:jc w:val="center"/>
       </w:pPr>
       <w:r>
         <w:rPr>
-          <w:rFonts w:ascii="Calibri" w:hAnsi="Calibri"/>
           <w:b/>
-          <w:color w:val="182B49"/>
-          <w:sz w:val="36"/>
+          <w:color w:val="003366"/>
+          <w:sz w:val="30"/>
         </w:rPr>
         <w:t>ВВОДНЫЙ ДОКУМЕНТ И РАБОЧИЙ СПРИНТ</w:t>
+        <w:br/>
       </w:r>
-    </w:p>
-    <w:p>
-      <w:pPr>
-        <w:jc w:val="center"/>
-      </w:pPr>
       <w:r>
         <w:rPr>
-          <w:rFonts w:ascii="Calibri" w:hAnsi="Calibri"/>
-          <w:color w:val="646E7D"/>
-          <w:sz w:val="24"/>
+          <w:i/>
+          <w:color w:val="555555"/>
+          <w:sz w:val="21"/>
         </w:rPr>
-        <w:t>Создание логистической структуры в Китае, запуск Хаба и стандарты работы</w:t>
+        <w:t>Создание логистической структуры в Китае, запуск Хаба и стандарты взаимодействия</w:t>
+        <w:br/>
+        <w:t>中国办事处物流体系构建与工作冲刺指南（钱瑛女士专用）</w:t>
       </w:r>
     </w:p>
     <w:tbl>
       <w:tblPr>
         <w:tblW w:type="auto" w:w="0"/>
         <w:jc w:val="center"/>
-        <w:tblLayout w:type="fixed"/>
         <w:tblLook w:firstColumn="1" w:firstRow="1" w:lastColumn="0" w:lastRow="0" w:noHBand="0" w:noVBand="1" w:val="04A0"/>
       </w:tblPr>
       <w:tblGrid>
-        <w:gridCol w:w="4968"/>
-        <w:gridCol w:w="4968"/>
+        <w:gridCol w:w="5040"/>
+        <w:gridCol w:w="5040"/>
       </w:tblGrid>
       <w:tr>
         <w:tc>
           <w:tcPr>
-            <w:tcW w:type="dxa" w:w="3168"/>
-            <w:shd w:fill="F0F4F8"/>
+            <w:tcW w:type="dxa" w:w="3312"/>
+            <w:shd w:fill="1E3A8A"/>
+            <w:tcMar>
+              <w:top w:w="100" w:type="dxa"/>
+              <w:bottom w:w="100" w:type="dxa"/>
+              <w:left w:w="120" w:type="dxa"/>
+              <w:right w:w="120" w:type="dxa"/>
+            </w:tcMar>
+          </w:tcPr>
+          <w:p>
+            <w:pPr>
+              <w:spacing w:before="0" w:after="0"/>
+              <w:jc w:val="left"/>
+            </w:pPr>
+            <w:r>
+              <w:rPr>
+                <w:b/>
+                <w:color w:val="FFFFFF"/>
+                <w:sz w:val="19"/>
+              </w:rPr>
+              <w:t>Параметр / 属性</w:t>
+            </w:r>
+          </w:p>
+        </w:tc>
+        <w:tc>
+          <w:tcPr>
+            <w:tcW w:type="dxa" w:w="6768"/>
+            <w:shd w:fill="1E3A8A"/>
+            <w:tcMar>
+              <w:top w:w="100" w:type="dxa"/>
+              <w:bottom w:w="100" w:type="dxa"/>
+              <w:left w:w="120" w:type="dxa"/>
+              <w:right w:w="120" w:type="dxa"/>
+            </w:tcMar>
+          </w:tcPr>
+          <w:p>
+            <w:pPr>
+              <w:spacing w:before="0" w:after="0"/>
+              <w:jc w:val="left"/>
+            </w:pPr>
+            <w:r>
+              <w:rPr>
+                <w:b/>
+                <w:color w:val="FFFFFF"/>
+                <w:sz w:val="19"/>
+              </w:rPr>
+              <w:t>Значение / 内容</w:t>
+            </w:r>
+          </w:p>
+        </w:tc>
+      </w:tr>
+      <w:tr>
+        <w:tc>
+          <w:tcPr>
+            <w:tcW w:type="dxa" w:w="3312"/>
+            <w:shd w:fill="FFFFFF"/>
             <w:tcMar>
               <w:top w:w="80" w:type="dxa"/>
               <w:bottom w:w="80" w:type="dxa"/>
@@ -53,11 +104,12 @@
             </w:tcMar>
           </w:tcPr>
           <w:p>
+            <w:pPr>
+              <w:spacing w:before="0" w:after="0" w:line="276" w:lineRule="auto"/>
+            </w:pPr>
             <w:r>
               <w:rPr>
-                <w:b/>
-                <w:color w:val="1E293B"/>
-                <w:sz w:val="20"/>
+                <w:sz w:val="18"/>
               </w:rPr>
               <w:t>Сотрудник / Адресат:</w:t>
             </w:r>
@@ -65,7 +117,32 @@
         </w:tc>
         <w:tc>
           <w:tcPr>
-            <w:tcW w:type="dxa" w:w="6192"/>
+            <w:tcW w:type="dxa" w:w="6768"/>
+            <w:shd w:fill="FFFFFF"/>
+            <w:tcMar>
+              <w:top w:w="80" w:type="dxa"/>
+              <w:bottom w:w="80" w:type="dxa"/>
+              <w:left w:w="120" w:type="dxa"/>
+              <w:right w:w="120" w:type="dxa"/>
+            </w:tcMar>
+          </w:tcPr>
+          <w:p>
+            <w:pPr>
+              <w:spacing w:before="0" w:after="0" w:line="276" w:lineRule="auto"/>
+            </w:pPr>
+            <w:r>
+              <w:rPr>
+                <w:sz w:val="18"/>
+              </w:rPr>
+              <w:t>Цянь Ин (钱瑛 / Ms. Qian Ying)</w:t>
+            </w:r>
+          </w:p>
+        </w:tc>
+      </w:tr>
+      <w:tr>
+        <w:tc>
+          <w:tcPr>
+            <w:tcW w:type="dxa" w:w="3312"/>
             <w:shd w:fill="F8FAFC"/>
             <w:tcMar>
               <w:top w:w="80" w:type="dxa"/>
@@ -75,42 +152,20 @@
             </w:tcMar>
           </w:tcPr>
           <w:p>
+            <w:pPr>
+              <w:spacing w:before="0" w:after="0" w:line="276" w:lineRule="auto"/>
+            </w:pPr>
             <w:r>
               <w:rPr>
-                <w:color w:val="0F172A"/>
-                <w:sz w:val="20"/>
+                <w:sz w:val="18"/>
               </w:rPr>
-              <w:t>Цянь Ин (钱瑛 / Ms. Qian Ying)</w:t>
-            </w:r>
-          </w:p>
-        </w:tc>
-      </w:tr>
-      <w:tr>
-        <w:tc>
-          <w:tcPr>
-            <w:tcW w:type="dxa" w:w="3168"/>
-            <w:shd w:fill="F0F4F8"/>
-            <w:tcMar>
-              <w:top w:w="80" w:type="dxa"/>
-              <w:bottom w:w="80" w:type="dxa"/>
-              <w:left w:w="120" w:type="dxa"/>
-              <w:right w:w="120" w:type="dxa"/>
-            </w:tcMar>
-          </w:tcPr>
-          <w:p>
-            <w:r>
-              <w:rPr>
-                <w:b/>
-                <w:color w:val="1E293B"/>
-                <w:sz w:val="20"/>
-              </w:rPr>
-              <w:t>Направление и статус:</w:t>
+              <w:t>Должность и статус:</w:t>
             </w:r>
           </w:p>
         </w:tc>
         <w:tc>
           <w:tcPr>
-            <w:tcW w:type="dxa" w:w="6192"/>
+            <w:tcW w:type="dxa" w:w="6768"/>
             <w:shd w:fill="F8FAFC"/>
             <w:tcMar>
               <w:top w:w="80" w:type="dxa"/>
@@ -120,18 +175,168 @@
             </w:tcMar>
           </w:tcPr>
           <w:p>
+            <w:pPr>
+              <w:spacing w:before="0" w:after="0" w:line="276" w:lineRule="auto"/>
+            </w:pPr>
             <w:r>
               <w:rPr>
-                <w:color w:val="0F172A"/>
-                <w:sz w:val="20"/>
+                <w:sz w:val="18"/>
               </w:rPr>
-              <w:t>Шеф-логист / Руководитель направления международной логистики в КНР</w:t>
+              <w:t>Шеф-логист в КНР / Руководитель международной логистики</w:t>
+            </w:r>
+          </w:p>
+        </w:tc>
+      </w:tr>
+      <w:tr>
+        <w:tc>
+          <w:tcPr>
+            <w:tcW w:type="dxa" w:w="3312"/>
+            <w:shd w:fill="FFFFFF"/>
+            <w:tcMar>
+              <w:top w:w="80" w:type="dxa"/>
+              <w:bottom w:w="80" w:type="dxa"/>
+              <w:left w:w="120" w:type="dxa"/>
+              <w:right w:w="120" w:type="dxa"/>
+            </w:tcMar>
+          </w:tcPr>
+          <w:p>
+            <w:pPr>
+              <w:spacing w:before="0" w:after="0" w:line="276" w:lineRule="auto"/>
+            </w:pPr>
+            <w:r>
+              <w:rPr>
+                <w:sz w:val="18"/>
+              </w:rPr>
+              <w:t>Локация и формат:</w:t>
+            </w:r>
+          </w:p>
+        </w:tc>
+        <w:tc>
+          <w:tcPr>
+            <w:tcW w:type="dxa" w:w="6768"/>
+            <w:shd w:fill="FFFFFF"/>
+            <w:tcMar>
+              <w:top w:w="80" w:type="dxa"/>
+              <w:bottom w:w="80" w:type="dxa"/>
+              <w:left w:w="120" w:type="dxa"/>
+              <w:right w:w="120" w:type="dxa"/>
+            </w:tcMar>
+          </w:tcPr>
+          <w:p>
+            <w:pPr>
+              <w:spacing w:before="0" w:after="0" w:line="276" w:lineRule="auto"/>
+            </w:pPr>
+            <w:r>
+              <w:rPr>
+                <w:sz w:val="18"/>
+              </w:rPr>
+              <w:t>КНР, удаленный формат с координацией партнерских складов</w:t>
+            </w:r>
+          </w:p>
+        </w:tc>
+      </w:tr>
+      <w:tr>
+        <w:tc>
+          <w:tcPr>
+            <w:tcW w:type="dxa" w:w="3312"/>
+            <w:shd w:fill="F8FAFC"/>
+            <w:tcMar>
+              <w:top w:w="80" w:type="dxa"/>
+              <w:bottom w:w="80" w:type="dxa"/>
+              <w:left w:w="120" w:type="dxa"/>
+              <w:right w:w="120" w:type="dxa"/>
+            </w:tcMar>
+          </w:tcPr>
+          <w:p>
+            <w:pPr>
+              <w:spacing w:before="0" w:after="0" w:line="276" w:lineRule="auto"/>
+            </w:pPr>
+            <w:r>
+              <w:rPr>
+                <w:sz w:val="18"/>
+              </w:rPr>
+              <w:t>Внутренние заказчики:</w:t>
+            </w:r>
+          </w:p>
+        </w:tc>
+        <w:tc>
+          <w:tcPr>
+            <w:tcW w:type="dxa" w:w="6768"/>
+            <w:shd w:fill="F8FAFC"/>
+            <w:tcMar>
+              <w:top w:w="80" w:type="dxa"/>
+              <w:bottom w:w="80" w:type="dxa"/>
+              <w:left w:w="120" w:type="dxa"/>
+              <w:right w:w="120" w:type="dxa"/>
+            </w:tcMar>
+          </w:tcPr>
+          <w:p>
+            <w:pPr>
+              <w:spacing w:before="0" w:after="0" w:line="276" w:lineRule="auto"/>
+            </w:pPr>
+            <w:r>
+              <w:rPr>
+                <w:sz w:val="18"/>
+              </w:rPr>
+              <w:t>ВСЯ компания: коллеги в РФ (Артём, Александра, Анжелика) и снабжение в КНР (Ван, Ли Юйнань)</w:t>
+            </w:r>
+          </w:p>
+        </w:tc>
+      </w:tr>
+      <w:tr>
+        <w:tc>
+          <w:tcPr>
+            <w:tcW w:type="dxa" w:w="3312"/>
+            <w:shd w:fill="FFFFFF"/>
+            <w:tcMar>
+              <w:top w:w="80" w:type="dxa"/>
+              <w:bottom w:w="80" w:type="dxa"/>
+              <w:left w:w="120" w:type="dxa"/>
+              <w:right w:w="120" w:type="dxa"/>
+            </w:tcMar>
+          </w:tcPr>
+          <w:p>
+            <w:pPr>
+              <w:spacing w:before="0" w:after="0" w:line="276" w:lineRule="auto"/>
+            </w:pPr>
+            <w:r>
+              <w:rPr>
+                <w:sz w:val="18"/>
+              </w:rPr>
+              <w:t>Ключевая цель спринта:</w:t>
+            </w:r>
+          </w:p>
+        </w:tc>
+        <w:tc>
+          <w:tcPr>
+            <w:tcW w:type="dxa" w:w="6768"/>
+            <w:shd w:fill="FFFFFF"/>
+            <w:tcMar>
+              <w:top w:w="80" w:type="dxa"/>
+              <w:bottom w:w="80" w:type="dxa"/>
+              <w:left w:w="120" w:type="dxa"/>
+              <w:right w:w="120" w:type="dxa"/>
+            </w:tcMar>
+          </w:tcPr>
+          <w:p>
+            <w:pPr>
+              <w:spacing w:before="0" w:after="0" w:line="276" w:lineRule="auto"/>
+            </w:pPr>
+            <w:r>
+              <w:rPr>
+                <w:sz w:val="18"/>
+              </w:rPr>
+              <w:t>Впитать опыт коллег, перенять базу Азата, выстроить сеть партнерских складов, отрабатывать ВСЕ заявки</w:t>
             </w:r>
           </w:p>
         </w:tc>
       </w:tr>
     </w:tbl>
-    <w:p/>
+    <w:p>
+      <w:pPr>
+        <w:spacing w:after="120"/>
+      </w:pPr>
+    </w:p>
     <w:tbl>
       <w:tblPr>
         <w:tblW w:type="auto" w:w="0"/>
@@ -139,330 +344,153 @@
         <w:tblLook w:firstColumn="1" w:firstRow="1" w:lastColumn="0" w:lastRow="0" w:noHBand="0" w:noVBand="1" w:val="04A0"/>
       </w:tblPr>
       <w:tblGrid>
-        <w:gridCol w:w="9936"/>
+        <w:gridCol w:w="10080"/>
       </w:tblGrid>
       <w:tr>
         <w:tc>
           <w:tcPr>
-            <w:tcW w:type="dxa" w:w="9360"/>
-            <w:shd w:fill="F1F5F9"/>
+            <w:tcW w:type="dxa" w:w="10080"/>
+            <w:shd w:fill="F2F5F9"/>
             <w:tcMar>
-              <w:top w:w="100" w:type="dxa"/>
-              <w:bottom w:w="100" w:type="dxa"/>
-              <w:left w:w="140" w:type="dxa"/>
-              <w:right w:w="140" w:type="dxa"/>
+              <w:top w:w="120" w:type="dxa"/>
+              <w:bottom w:w="120" w:type="dxa"/>
+              <w:left w:w="180" w:type="dxa"/>
+              <w:right w:w="180" w:type="dxa"/>
             </w:tcMar>
           </w:tcPr>
           <w:p>
             <w:pPr>
-              <w:spacing w:after="40" w:line="276" w:lineRule="auto"/>
+              <w:spacing w:before="0" w:after="0" w:line="276" w:lineRule="auto"/>
             </w:pPr>
             <w:r>
               <w:rPr>
                 <w:b/>
-                <w:color w:val="0F172A"/>
-                <w:sz w:val="21"/>
+                <w:color w:val="003366"/>
+                <w:sz w:val="20"/>
               </w:rPr>
-              <w:t>📌 Закон логистического лидерства</w:t>
-              <w:br/>
+              <w:t xml:space="preserve">ПРИВЕТСТВИЕ И СТРАТЕГИЧЕСКИЙ ОРИЕНТИР: </w:t>
             </w:r>
             <w:r>
               <w:rPr>
-                <w:color w:val="334155"/>
+                <w:i/>
                 <w:sz w:val="19"/>
               </w:rPr>
-              <w:t>Ни одна из крупнейших мировых и российских транспортных компаний (Деловые Линии, СДЭК, ЖДЭ, ПЭК и др.) не имела своего транспорта, пока не вышла на миллиардные обороты, а многие не имеют его в собственности до сих пор. Основа их рывка: отлаженность процессов, скорость, ответственность за обещания, сохранность груза, высокий и комфортный уровень сервиса, услуга «под ключ», и лишь затем — цена.</w:t>
+              <w:t>Уважаемая госпожа Цянь Ин! Мы искренне рады приветствовать вас в команде «Лун-Ван». Мы высоко ценим ваш почти 30-летний профессиональный опыт во внешней торговле и логистике. Перед вами стоит масштабная стратегическая задача — выстроить надежный, быстрый и прозрачный логистический конвейер доставки грузов из Китая в Россию и создать новое высокодоходное направление внешних B2B-перевозок.</w:t>
             </w:r>
           </w:p>
         </w:tc>
       </w:tr>
     </w:tbl>
-    <w:p/>
+    <w:p>
+      <w:pPr>
+        <w:spacing w:after="80"/>
+      </w:pPr>
+    </w:p>
     <w:p>
       <w:pPr>
         <w:keepNext/>
-        <w:spacing w:before="280" w:after="120"/>
+        <w:spacing w:before="280" w:after="80"/>
       </w:pPr>
       <w:r>
         <w:rPr>
-          <w:rFonts w:ascii="Calibri" w:hAnsi="Calibri"/>
           <w:b/>
-          <w:color w:val="0F2C59"/>
-          <w:sz w:val="28"/>
+          <w:color w:val="003366"/>
+          <w:sz w:val="25"/>
         </w:rPr>
         <w:t>1. Цель и ключевая задача: Создание логистической структуры с нуля</w:t>
       </w:r>
     </w:p>
     <w:p>
       <w:pPr>
-        <w:spacing w:after="80" w:line="276" w:lineRule="auto"/>
+        <w:spacing w:before="0" w:after="80" w:line="276" w:lineRule="auto"/>
       </w:pPr>
       <w:r>
         <w:rPr>
-          <w:i w:val="0"/>
           <w:sz w:val="20"/>
         </w:rPr>
-        <w:t>Уважаемая госпожа Цянь Ин! Мы приветствуем вас в нашей команде. Мы опираемся на ваш почти 30-летний профессиональный опыт в сфере международных морских перевозок и экспедирования. Перед вами стоит масштабная задача: создать с нуля работающий, прозрачный и управляемый логистический хаб в Китае.</w:t>
+        <w:t>Компания масштабирует поставки промышленного оборудования в Россию: мы ведем масштабные государственные тендеры (АСТ ГОЗ) и прямые коммерческие контракты с заводами РФ. Наш объем грузопотока непрерывно растет.</w:t>
       </w:r>
     </w:p>
     <w:p>
       <w:pPr>
-        <w:spacing w:after="80" w:line="276" w:lineRule="auto"/>
+        <w:pStyle w:val="ListBullet"/>
+        <w:spacing w:before="20" w:after="60" w:line="276" w:lineRule="auto"/>
       </w:pPr>
       <w:r>
         <w:rPr>
-          <w:i w:val="0"/>
+          <w:b/>
           <w:sz w:val="20"/>
         </w:rPr>
-        <w:t>У нас НЕТ собственного склада в Дэчжоу, и мы не привязаны к этой географии. Если в будущем потребуется склад, мы арендуем его ближе к ключевым железнодорожным станциям и транспортным узлам. Сейчас мы работаем через партнерские склады консолидации в ключевых точках Китая. Там есть подрядчики, способные профессионально принять товар, замерить габариты, взвесить и промаркировать каждое место.</w:t>
+        <w:t xml:space="preserve">Склады консолидации: </w:t>
+      </w:r>
+      <w:r>
+        <w:rPr>
+          <w:sz w:val="20"/>
+        </w:rPr>
+        <w:t>У компании НЕТ собственного склада в Дэчжоу, и мы не привязаны к этой географии. Если в работе потребуется склад, мы арендуем партнерский склад консолидации у крупных транспортных узлов и ж/д станций под конкретные логистические задачи.</w:t>
+      </w:r>
+    </w:p>
+    <w:p>
+      <w:pPr>
+        <w:pStyle w:val="ListBullet"/>
+        <w:spacing w:before="20" w:after="60" w:line="276" w:lineRule="auto"/>
+      </w:pPr>
+      <w:r>
+        <w:rPr>
+          <w:b/>
+          <w:sz w:val="20"/>
+        </w:rPr>
+        <w:t xml:space="preserve">Логистическая сеть: </w:t>
+      </w:r>
+      <w:r>
+        <w:rPr>
+          <w:sz w:val="20"/>
+        </w:rPr>
+        <w:t>Ваша главная задача — выстроить гибкую, надежную сеть партнерских складов консолидации в ключевых промышленных хабах КНР и подобрать прямых надежных перевозчиков (автотранспорт, контейнерные ж/д поезда, карго) с оптимальными тарифами и гарантированными сроками.</w:t>
+      </w:r>
+    </w:p>
+    <w:p>
+      <w:pPr>
+        <w:pStyle w:val="ListBullet"/>
+        <w:spacing w:before="20" w:after="60" w:line="276" w:lineRule="auto"/>
+      </w:pPr>
+      <w:r>
+        <w:rPr>
+          <w:b/>
+          <w:sz w:val="20"/>
+        </w:rPr>
+        <w:t xml:space="preserve">Система Битрикс24: </w:t>
+      </w:r>
+      <w:r>
+        <w:rPr>
+          <w:sz w:val="20"/>
+        </w:rPr>
+        <w:t>Вся операционная работа, постановка задач и контроль статусов ведутся в системе Битрикс24 в соответствии со специальной инструкцией.</w:t>
       </w:r>
     </w:p>
     <w:p>
       <w:pPr>
         <w:keepNext/>
-        <w:spacing w:before="280" w:after="120"/>
+        <w:spacing w:before="280" w:after="80"/>
       </w:pPr>
       <w:r>
         <w:rPr>
-          <w:rFonts w:ascii="Calibri" w:hAnsi="Calibri"/>
           <w:b/>
-          <w:color w:val="0F2C59"/>
-          <w:sz w:val="28"/>
+          <w:color w:val="003366"/>
+          <w:sz w:val="25"/>
         </w:rPr>
         <w:t>2. Для логистики заказчики — ВСЕ коллеги компании</w:t>
       </w:r>
     </w:p>
     <w:p>
       <w:pPr>
-        <w:spacing w:after="80" w:line="276" w:lineRule="auto"/>
+        <w:spacing w:before="0" w:after="80" w:line="276" w:lineRule="auto"/>
       </w:pPr>
-      <w:r>
-        <w:rPr>
-          <w:i w:val="0"/>
-          <w:sz w:val="20"/>
-        </w:rPr>
-        <w:t>Для вас как шеф-логиста внутренними заказчиками являются ВСЕ коллеги компании без исключения:</w:t>
-      </w:r>
-    </w:p>
-    <w:p>
-      <w:pPr>
-        <w:pStyle w:val="ListBullet"/>
-        <w:spacing w:after="60" w:line="276" w:lineRule="auto"/>
-      </w:pPr>
-      <w:r>
-        <w:rPr>
-          <w:b/>
-          <w:sz w:val="20"/>
-        </w:rPr>
-        <w:t>1. Коллеги из России:</w:t>
-      </w:r>
       <w:r>
         <w:rPr>
           <w:sz w:val="20"/>
         </w:rPr>
-        <w:t xml:space="preserve"> Артём (коммерческие заказы оборудования), Александра (государственные тендеры АСТ ГОЗ), Анжелика (клиенты на чистую логистику и СВХ). Мы выступаем прямым рупором конечного клиента в России. Ваш доход и премии напрямую зависят от того, сколько наших заказов вы качественно и надежно отработаете.</w:t>
-      </w:r>
-    </w:p>
-    <w:p>
-      <w:pPr>
-        <w:pStyle w:val="ListBullet"/>
-        <w:spacing w:after="60" w:line="276" w:lineRule="auto"/>
-      </w:pPr>
-      <w:r>
-        <w:rPr>
-          <w:b/>
-          <w:sz w:val="20"/>
-        </w:rPr>
-        <w:t>2. Коллеги по снабжению в Китае:</w:t>
-      </w:r>
-      <w:r>
-        <w:rPr>
-          <w:sz w:val="20"/>
-        </w:rPr>
-        <w:t xml:space="preserve"> Госпожа Ван и Ли Юйнань! Когда закупщик находит товар на заводе, логист обязан немедленно предоставить четкое решение: куда и как поставщику отправить груз (адрес партнерского склада консолидации, инструкции, контакты), чтобы он беспрепятственно и быстро уехал в Россию.</w:t>
-      </w:r>
-    </w:p>
-    <w:p>
-      <w:pPr>
-        <w:keepNext/>
-        <w:spacing w:before="280" w:after="120"/>
-      </w:pPr>
-      <w:r>
-        <w:rPr>
-          <w:rFonts w:ascii="Calibri" w:hAnsi="Calibri"/>
-          <w:b/>
-          <w:color w:val="0F2C59"/>
-          <w:sz w:val="28"/>
-        </w:rPr>
-        <w:t>3. Наработки Азата и создание «универсальной логистической бомбы»</w:t>
-      </w:r>
-    </w:p>
-    <w:p>
-      <w:pPr>
-        <w:spacing w:after="80" w:line="276" w:lineRule="auto"/>
-      </w:pPr>
-      <w:r>
-        <w:rPr>
-          <w:i w:val="0"/>
-          <w:sz w:val="20"/>
-        </w:rPr>
-        <w:t>Вам не нужно изобретать базовые правила с нуля:</w:t>
-      </w:r>
-    </w:p>
-    <w:p>
-      <w:pPr>
-        <w:pStyle w:val="ListBullet"/>
-        <w:spacing w:after="60" w:line="276" w:lineRule="auto"/>
-      </w:pPr>
-      <w:r>
-        <w:rPr>
-          <w:b/>
-          <w:sz w:val="20"/>
-        </w:rPr>
-        <w:t>База маркировки и упаковки:</w:t>
-      </w:r>
-      <w:r>
-        <w:rPr>
-          <w:sz w:val="20"/>
-        </w:rPr>
-        <w:t xml:space="preserve"> Стандарты упаковки и маркировки грузов уже разработал наш ведущий специалист Азат. Он подробно покажет вам все действующие шаблоны, ярлыки и требования к упаковке.</w:t>
-      </w:r>
-    </w:p>
-    <w:p>
-      <w:pPr>
-        <w:pStyle w:val="ListBullet"/>
-        <w:spacing w:after="60" w:line="276" w:lineRule="auto"/>
-      </w:pPr>
-      <w:r>
-        <w:rPr>
-          <w:b/>
-          <w:sz w:val="20"/>
-        </w:rPr>
-        <w:t>Действующие перевозчики:</w:t>
-      </w:r>
-      <w:r>
-        <w:rPr>
-          <w:sz w:val="20"/>
-        </w:rPr>
-        <w:t xml:space="preserve"> Азат лично познакомит вас со всеми текущими перевозчиками, с которыми мы сейчас работаем (включая карго-линии), и расскажет, как устроен каждый маршрут.</w:t>
-      </w:r>
-    </w:p>
-    <w:p>
-      <w:pPr>
-        <w:pStyle w:val="ListBullet"/>
-        <w:spacing w:after="60" w:line="276" w:lineRule="auto"/>
-      </w:pPr>
-      <w:r>
-        <w:rPr>
-          <w:b/>
-          <w:sz w:val="20"/>
-        </w:rPr>
-        <w:t>Ваша миссия:</w:t>
-      </w:r>
-      <w:r>
-        <w:rPr>
-          <w:sz w:val="20"/>
-        </w:rPr>
-        <w:t xml:space="preserve"> Ваша задача — впитать весь этот опыт коллег, соединить его со своими фундаментальными знаниями и сделать из этого универсальную, мощную, безотказную логистическую систему («универсальную бомбу»). Дальше вы вольны улучшать, оптимизировать и развивать эти процессы.</w:t>
-      </w:r>
-    </w:p>
-    <w:p>
-      <w:pPr>
-        <w:keepNext/>
-        <w:spacing w:before="280" w:after="120"/>
-      </w:pPr>
-      <w:r>
-        <w:rPr>
-          <w:rFonts w:ascii="Calibri" w:hAnsi="Calibri"/>
-          <w:b/>
-          <w:color w:val="0F2C59"/>
-          <w:sz w:val="28"/>
-        </w:rPr>
-        <w:t>4. Новое направление: Продажа чистых услуг логистики (Цянь Ин ⇄ Анжелика)</w:t>
-      </w:r>
-    </w:p>
-    <w:p>
-      <w:pPr>
-        <w:spacing w:after="80" w:line="276" w:lineRule="auto"/>
-      </w:pPr>
-      <w:r>
-        <w:rPr>
-          <w:i w:val="0"/>
-          <w:sz w:val="20"/>
-        </w:rPr>
-        <w:t>Мы выходим на максимальный объем экспорта оборудования и начинаем зарабатывать на продаже услуг логистики внешним клиентам (Китай-РФ и РФ-Китай). Это совместная работа вас и Анжелики (Лиень — в помощь):</w:t>
-      </w:r>
-    </w:p>
-    <w:p>
-      <w:pPr>
-        <w:pStyle w:val="ListBullet"/>
-        <w:spacing w:after="60" w:line="276" w:lineRule="auto"/>
-      </w:pPr>
-      <w:r>
-        <w:rPr>
-          <w:b/>
-          <w:sz w:val="20"/>
-        </w:rPr>
-        <w:t>Входящий запрос:</w:t>
-      </w:r>
-      <w:r>
-        <w:rPr>
-          <w:sz w:val="20"/>
-        </w:rPr>
-        <w:t xml:space="preserve"> Анжелика привлекает клиентов в РФ и передает вам параметры груза.</w:t>
-      </w:r>
-    </w:p>
-    <w:p>
-      <w:pPr>
-        <w:pStyle w:val="ListBullet"/>
-        <w:spacing w:after="60" w:line="276" w:lineRule="auto"/>
-      </w:pPr>
-      <w:r>
-        <w:rPr>
-          <w:b/>
-          <w:sz w:val="20"/>
-        </w:rPr>
-        <w:t>Детализированное КП:</w:t>
-      </w:r>
-      <w:r>
-        <w:rPr>
-          <w:sz w:val="20"/>
-        </w:rPr>
-        <w:t xml:space="preserve"> Вы готовите КП с подробной расшифровкой всех затрат до склада временного хранения (СВХ) в России, включая таможенное оформление и терминальную обработку.</w:t>
-      </w:r>
-    </w:p>
-    <w:p>
-      <w:pPr>
-        <w:pStyle w:val="ListBullet"/>
-        <w:spacing w:after="60" w:line="276" w:lineRule="auto"/>
-      </w:pPr>
-      <w:r>
-        <w:rPr>
-          <w:b/>
-          <w:sz w:val="20"/>
-        </w:rPr>
-        <w:t>Финал в РФ:</w:t>
-      </w:r>
-      <w:r>
-        <w:rPr>
-          <w:sz w:val="20"/>
-        </w:rPr>
-        <w:t xml:space="preserve"> Анжелика встречает груз в РФ, организует растаможку на СВХ и отправляет клиенту местным транспортом с полным пакетом закрывающих документов. Это прямой источник роста вашего дохода.</w:t>
-      </w:r>
-    </w:p>
-    <w:p>
-      <w:pPr>
-        <w:keepNext/>
-        <w:spacing w:before="280" w:after="120"/>
-      </w:pPr>
-      <w:r>
-        <w:rPr>
-          <w:rFonts w:ascii="Calibri" w:hAnsi="Calibri"/>
-          <w:b/>
-          <w:color w:val="0F2C59"/>
-          <w:sz w:val="28"/>
-        </w:rPr>
-        <w:t>5. Принципиальный кодекс руководителя по поставщикам и перевозчикам</w:t>
+        <w:t>Для вас как руководителя логистического направления заказчиками являются ВСЕ сотрудники компании без исключения:</w:t>
       </w:r>
     </w:p>
     <w:tbl>
@@ -472,451 +500,1175 @@
         <w:tblLook w:firstColumn="1" w:firstRow="1" w:lastColumn="0" w:lastRow="0" w:noHBand="0" w:noVBand="1" w:val="04A0"/>
       </w:tblPr>
       <w:tblGrid>
-        <w:gridCol w:w="9936"/>
+        <w:gridCol w:w="3360"/>
+        <w:gridCol w:w="3360"/>
+        <w:gridCol w:w="3360"/>
       </w:tblGrid>
       <w:tr>
         <w:tc>
           <w:tcPr>
-            <w:tcW w:type="dxa" w:w="9360"/>
-            <w:shd w:fill="F1F5F9"/>
+            <w:tcW w:type="dxa" w:w="2880"/>
+            <w:shd w:fill="1E3A8A"/>
             <w:tcMar>
               <w:top w:w="100" w:type="dxa"/>
               <w:bottom w:w="100" w:type="dxa"/>
-              <w:left w:w="140" w:type="dxa"/>
-              <w:right w:w="140" w:type="dxa"/>
+              <w:left w:w="120" w:type="dxa"/>
+              <w:right w:w="120" w:type="dxa"/>
             </w:tcMar>
           </w:tcPr>
           <w:p>
             <w:pPr>
-              <w:spacing w:after="40" w:line="276" w:lineRule="auto"/>
+              <w:spacing w:before="0" w:after="0"/>
+              <w:jc w:val="left"/>
             </w:pPr>
             <w:r>
               <w:rPr>
                 <w:b/>
-                <w:color w:val="0F172A"/>
-                <w:sz w:val="21"/>
+                <w:color w:val="FFFFFF"/>
+                <w:sz w:val="19"/>
               </w:rPr>
-              <w:t>📌 Табу на обман и неуважение</w:t>
-              <w:br/>
+              <w:t>Коллега / Роль</w:t>
             </w:r>
+          </w:p>
+        </w:tc>
+        <w:tc>
+          <w:tcPr>
+            <w:tcW w:type="dxa" w:w="5040"/>
+            <w:shd w:fill="1E3A8A"/>
+            <w:tcMar>
+              <w:top w:w="100" w:type="dxa"/>
+              <w:bottom w:w="100" w:type="dxa"/>
+              <w:left w:w="120" w:type="dxa"/>
+              <w:right w:w="120" w:type="dxa"/>
+            </w:tcMar>
+          </w:tcPr>
+          <w:p>
+            <w:pPr>
+              <w:spacing w:before="0" w:after="0"/>
+              <w:jc w:val="left"/>
+            </w:pPr>
             <w:r>
               <w:rPr>
-                <w:color w:val="334155"/>
+                <w:b/>
+                <w:color w:val="FFFFFF"/>
                 <w:sz w:val="19"/>
               </w:rPr>
-              <w:t>Железное правило основателя компании Артёма:</w:t>
-              <w:br/>
-              <w:t>Если поставщик, перевозчик или брокер обманул — даже не в лоб, а например пообещал скидку, а потом не дал ее или дал чисто формально, выказал неуважение, пренебрег нашей просьбой (а просим мы нечасто), дал слово и не сдержал его («поступил не по-пацански» и сделал вид, что так и надо, или отделался дежурным формальным извинением) — С ТАКИМ ПАРТНЕРОМ МЫ БОЛЬШЕ НЕ РАБОТАЕМ НИКОГДА!</w:t>
-              <w:br/>
-              <w:t>Каким бы выгодным и удобным он ни казался, мы принципиально разрываем с ним любые отношения, даже в ущерб себе.</w:t>
+              <w:t>Характер взаимодействия с логистикой</w:t>
+            </w:r>
+          </w:p>
+        </w:tc>
+        <w:tc>
+          <w:tcPr>
+            <w:tcW w:type="dxa" w:w="2160"/>
+            <w:shd w:fill="1E3A8A"/>
+            <w:tcMar>
+              <w:top w:w="100" w:type="dxa"/>
+              <w:bottom w:w="100" w:type="dxa"/>
+              <w:left w:w="120" w:type="dxa"/>
+              <w:right w:w="120" w:type="dxa"/>
+            </w:tcMar>
+          </w:tcPr>
+          <w:p>
+            <w:pPr>
+              <w:spacing w:before="0" w:after="0"/>
+              <w:jc w:val="left"/>
+            </w:pPr>
+            <w:r>
+              <w:rPr>
+                <w:b/>
+                <w:color w:val="FFFFFF"/>
+                <w:sz w:val="19"/>
+              </w:rPr>
+              <w:t>Зона ответственности</w:t>
+            </w:r>
+          </w:p>
+        </w:tc>
+      </w:tr>
+      <w:tr>
+        <w:tc>
+          <w:tcPr>
+            <w:tcW w:type="dxa" w:w="2880"/>
+            <w:shd w:fill="FFFFFF"/>
+            <w:tcMar>
+              <w:top w:w="80" w:type="dxa"/>
+              <w:bottom w:w="80" w:type="dxa"/>
+              <w:left w:w="120" w:type="dxa"/>
+              <w:right w:w="120" w:type="dxa"/>
+            </w:tcMar>
+          </w:tcPr>
+          <w:p>
+            <w:pPr>
+              <w:spacing w:before="0" w:after="0" w:line="276" w:lineRule="auto"/>
+            </w:pPr>
+            <w:r>
+              <w:rPr>
+                <w:sz w:val="18"/>
+              </w:rPr>
+              <w:t>Артём (Я / Руководитель компании)</w:t>
+            </w:r>
+          </w:p>
+        </w:tc>
+        <w:tc>
+          <w:tcPr>
+            <w:tcW w:type="dxa" w:w="5040"/>
+            <w:shd w:fill="FFFFFF"/>
+            <w:tcMar>
+              <w:top w:w="80" w:type="dxa"/>
+              <w:bottom w:w="80" w:type="dxa"/>
+              <w:left w:w="120" w:type="dxa"/>
+              <w:right w:w="120" w:type="dxa"/>
+            </w:tcMar>
+          </w:tcPr>
+          <w:p>
+            <w:pPr>
+              <w:spacing w:before="0" w:after="0" w:line="276" w:lineRule="auto"/>
+            </w:pPr>
+            <w:r>
+              <w:rPr>
+                <w:sz w:val="18"/>
+              </w:rPr>
+              <w:t>Ставит задачи по доставке оборудования для коммерческих заказчиков в РФ. Контролирует общую себестоимость, маржинальность, надежность цепочек и сроки доставки.</w:t>
+            </w:r>
+          </w:p>
+        </w:tc>
+        <w:tc>
+          <w:tcPr>
+            <w:tcW w:type="dxa" w:w="2160"/>
+            <w:shd w:fill="FFFFFF"/>
+            <w:tcMar>
+              <w:top w:w="80" w:type="dxa"/>
+              <w:bottom w:w="80" w:type="dxa"/>
+              <w:left w:w="120" w:type="dxa"/>
+              <w:right w:w="120" w:type="dxa"/>
+            </w:tcMar>
+          </w:tcPr>
+          <w:p>
+            <w:pPr>
+              <w:spacing w:before="0" w:after="0" w:line="276" w:lineRule="auto"/>
+            </w:pPr>
+            <w:r>
+              <w:rPr>
+                <w:sz w:val="18"/>
+              </w:rPr>
+              <w:t>Общее руководство, коммерческие заказы</w:t>
+            </w:r>
+          </w:p>
+        </w:tc>
+      </w:tr>
+      <w:tr>
+        <w:tc>
+          <w:tcPr>
+            <w:tcW w:type="dxa" w:w="2880"/>
+            <w:shd w:fill="F8FAFC"/>
+            <w:tcMar>
+              <w:top w:w="80" w:type="dxa"/>
+              <w:bottom w:w="80" w:type="dxa"/>
+              <w:left w:w="120" w:type="dxa"/>
+              <w:right w:w="120" w:type="dxa"/>
+            </w:tcMar>
+          </w:tcPr>
+          <w:p>
+            <w:pPr>
+              <w:spacing w:before="0" w:after="0" w:line="276" w:lineRule="auto"/>
+            </w:pPr>
+            <w:r>
+              <w:rPr>
+                <w:sz w:val="18"/>
+              </w:rPr>
+              <w:t>Александра (Тендерный отдел)</w:t>
+            </w:r>
+          </w:p>
+        </w:tc>
+        <w:tc>
+          <w:tcPr>
+            <w:tcW w:type="dxa" w:w="5040"/>
+            <w:shd w:fill="F8FAFC"/>
+            <w:tcMar>
+              <w:top w:w="80" w:type="dxa"/>
+              <w:bottom w:w="80" w:type="dxa"/>
+              <w:left w:w="120" w:type="dxa"/>
+              <w:right w:w="120" w:type="dxa"/>
+            </w:tcMar>
+          </w:tcPr>
+          <w:p>
+            <w:pPr>
+              <w:spacing w:before="0" w:after="0" w:line="276" w:lineRule="auto"/>
+            </w:pPr>
+            <w:r>
+              <w:rPr>
+                <w:sz w:val="18"/>
+              </w:rPr>
+              <w:t>Ведущий специалист по государственным закупкам (АСТ ГОЗ). Передает параметры выигранных тендеров. В госконтрактах сроки зафиксированы жестко — любая задержка недопустима.</w:t>
+            </w:r>
+          </w:p>
+        </w:tc>
+        <w:tc>
+          <w:tcPr>
+            <w:tcW w:type="dxa" w:w="2160"/>
+            <w:shd w:fill="F8FAFC"/>
+            <w:tcMar>
+              <w:top w:w="80" w:type="dxa"/>
+              <w:bottom w:w="80" w:type="dxa"/>
+              <w:left w:w="120" w:type="dxa"/>
+              <w:right w:w="120" w:type="dxa"/>
+            </w:tcMar>
+          </w:tcPr>
+          <w:p>
+            <w:pPr>
+              <w:spacing w:before="0" w:after="0" w:line="276" w:lineRule="auto"/>
+            </w:pPr>
+            <w:r>
+              <w:rPr>
+                <w:sz w:val="18"/>
+              </w:rPr>
+              <w:t>Государственные тендеры, жесткие дедлайны</w:t>
+            </w:r>
+          </w:p>
+        </w:tc>
+      </w:tr>
+      <w:tr>
+        <w:tc>
+          <w:tcPr>
+            <w:tcW w:type="dxa" w:w="2880"/>
+            <w:shd w:fill="FFFFFF"/>
+            <w:tcMar>
+              <w:top w:w="80" w:type="dxa"/>
+              <w:bottom w:w="80" w:type="dxa"/>
+              <w:left w:w="120" w:type="dxa"/>
+              <w:right w:w="120" w:type="dxa"/>
+            </w:tcMar>
+          </w:tcPr>
+          <w:p>
+            <w:pPr>
+              <w:spacing w:before="0" w:after="0" w:line="276" w:lineRule="auto"/>
+            </w:pPr>
+            <w:r>
+              <w:rPr>
+                <w:sz w:val="18"/>
+              </w:rPr>
+              <w:t>Анжелика (Логистика РФ / B2B-продажи)</w:t>
+            </w:r>
+          </w:p>
+        </w:tc>
+        <w:tc>
+          <w:tcPr>
+            <w:tcW w:type="dxa" w:w="5040"/>
+            <w:shd w:fill="FFFFFF"/>
+            <w:tcMar>
+              <w:top w:w="80" w:type="dxa"/>
+              <w:bottom w:w="80" w:type="dxa"/>
+              <w:left w:w="120" w:type="dxa"/>
+              <w:right w:w="120" w:type="dxa"/>
+            </w:tcMar>
+          </w:tcPr>
+          <w:p>
+            <w:pPr>
+              <w:spacing w:before="0" w:after="0" w:line="276" w:lineRule="auto"/>
+            </w:pPr>
+            <w:r>
+              <w:rPr>
+                <w:sz w:val="18"/>
+              </w:rPr>
+              <w:t>Главный логист в РФ и менеджер коммерческих B2B-продаж. Принимает ваши грузы на СВХ в России, растамаживает и отправляет конечному клиенту местным транспортом. Совместно с вами ведет продажу чистых услуг логистики.</w:t>
+            </w:r>
+          </w:p>
+        </w:tc>
+        <w:tc>
+          <w:tcPr>
+            <w:tcW w:type="dxa" w:w="2160"/>
+            <w:shd w:fill="FFFFFF"/>
+            <w:tcMar>
+              <w:top w:w="80" w:type="dxa"/>
+              <w:bottom w:w="80" w:type="dxa"/>
+              <w:left w:w="120" w:type="dxa"/>
+              <w:right w:w="120" w:type="dxa"/>
+            </w:tcMar>
+          </w:tcPr>
+          <w:p>
+            <w:pPr>
+              <w:spacing w:before="0" w:after="0" w:line="276" w:lineRule="auto"/>
+            </w:pPr>
+            <w:r>
+              <w:rPr>
+                <w:sz w:val="18"/>
+              </w:rPr>
+              <w:t>Прием грузов в РФ, таможня, B2B-продажи</w:t>
+            </w:r>
+          </w:p>
+        </w:tc>
+      </w:tr>
+      <w:tr>
+        <w:tc>
+          <w:tcPr>
+            <w:tcW w:type="dxa" w:w="2880"/>
+            <w:shd w:fill="F8FAFC"/>
+            <w:tcMar>
+              <w:top w:w="80" w:type="dxa"/>
+              <w:bottom w:w="80" w:type="dxa"/>
+              <w:left w:w="120" w:type="dxa"/>
+              <w:right w:w="120" w:type="dxa"/>
+            </w:tcMar>
+          </w:tcPr>
+          <w:p>
+            <w:pPr>
+              <w:spacing w:before="0" w:after="0" w:line="276" w:lineRule="auto"/>
+            </w:pPr>
+            <w:r>
+              <w:rPr>
+                <w:sz w:val="18"/>
+              </w:rPr>
+              <w:t>Ван (Miss Wang) и Ли Юйнань (Снабжение)</w:t>
+            </w:r>
+          </w:p>
+        </w:tc>
+        <w:tc>
+          <w:tcPr>
+            <w:tcW w:type="dxa" w:w="5040"/>
+            <w:shd w:fill="F8FAFC"/>
+            <w:tcMar>
+              <w:top w:w="80" w:type="dxa"/>
+              <w:bottom w:w="80" w:type="dxa"/>
+              <w:left w:w="120" w:type="dxa"/>
+              <w:right w:w="120" w:type="dxa"/>
+            </w:tcMar>
+          </w:tcPr>
+          <w:p>
+            <w:pPr>
+              <w:spacing w:before="0" w:after="0" w:line="276" w:lineRule="auto"/>
+            </w:pPr>
+            <w:r>
+              <w:rPr>
+                <w:sz w:val="18"/>
+              </w:rPr>
+              <w:t>Специалисты по закупкам в Китае. Когда снабженец находит станок на заводе, логист обязан немедленно предоставить адрес склада, упаковочные требования и инструкцию для сдачи груза фабрикой.</w:t>
+            </w:r>
+          </w:p>
+        </w:tc>
+        <w:tc>
+          <w:tcPr>
+            <w:tcW w:type="dxa" w:w="2160"/>
+            <w:shd w:fill="F8FAFC"/>
+            <w:tcMar>
+              <w:top w:w="80" w:type="dxa"/>
+              <w:bottom w:w="80" w:type="dxa"/>
+              <w:left w:w="120" w:type="dxa"/>
+              <w:right w:w="120" w:type="dxa"/>
+            </w:tcMar>
+          </w:tcPr>
+          <w:p>
+            <w:pPr>
+              <w:spacing w:before="0" w:after="0" w:line="276" w:lineRule="auto"/>
+            </w:pPr>
+            <w:r>
+              <w:rPr>
+                <w:sz w:val="18"/>
+              </w:rPr>
+              <w:t>Закупки в КНР, передача готовых грузов</w:t>
+            </w:r>
+          </w:p>
+        </w:tc>
+      </w:tr>
+      <w:tr>
+        <w:tc>
+          <w:tcPr>
+            <w:tcW w:type="dxa" w:w="2880"/>
+            <w:shd w:fill="FFFFFF"/>
+            <w:tcMar>
+              <w:top w:w="80" w:type="dxa"/>
+              <w:bottom w:w="80" w:type="dxa"/>
+              <w:left w:w="120" w:type="dxa"/>
+              <w:right w:w="120" w:type="dxa"/>
+            </w:tcMar>
+          </w:tcPr>
+          <w:p>
+            <w:pPr>
+              <w:spacing w:before="0" w:after="0" w:line="276" w:lineRule="auto"/>
+            </w:pPr>
+            <w:r>
+              <w:rPr>
+                <w:sz w:val="18"/>
+              </w:rPr>
+              <w:t>Азат (Снабжение / Старший куратор)</w:t>
+            </w:r>
+          </w:p>
+        </w:tc>
+        <w:tc>
+          <w:tcPr>
+            <w:tcW w:type="dxa" w:w="5040"/>
+            <w:shd w:fill="FFFFFF"/>
+            <w:tcMar>
+              <w:top w:w="80" w:type="dxa"/>
+              <w:bottom w:w="80" w:type="dxa"/>
+              <w:left w:w="120" w:type="dxa"/>
+              <w:right w:w="120" w:type="dxa"/>
+            </w:tcMar>
+          </w:tcPr>
+          <w:p>
+            <w:pPr>
+              <w:spacing w:before="0" w:after="0" w:line="276" w:lineRule="auto"/>
+            </w:pPr>
+            <w:r>
+              <w:rPr>
+                <w:sz w:val="18"/>
+              </w:rPr>
+              <w:t>Ведущий специалист компании. Передает вам базу действующих перевозчиков и регламенты маркировки/упаковки. Выступает наставником и техническим консультантом.</w:t>
+            </w:r>
+          </w:p>
+        </w:tc>
+        <w:tc>
+          <w:tcPr>
+            <w:tcW w:type="dxa" w:w="2160"/>
+            <w:shd w:fill="FFFFFF"/>
+            <w:tcMar>
+              <w:top w:w="80" w:type="dxa"/>
+              <w:bottom w:w="80" w:type="dxa"/>
+              <w:left w:w="120" w:type="dxa"/>
+              <w:right w:w="120" w:type="dxa"/>
+            </w:tcMar>
+          </w:tcPr>
+          <w:p>
+            <w:pPr>
+              <w:spacing w:before="0" w:after="0" w:line="276" w:lineRule="auto"/>
+            </w:pPr>
+            <w:r>
+              <w:rPr>
+                <w:sz w:val="18"/>
+              </w:rPr>
+              <w:t>Передача базы, стандарты упаковки</w:t>
+            </w:r>
+          </w:p>
+        </w:tc>
+      </w:tr>
+      <w:tr>
+        <w:tc>
+          <w:tcPr>
+            <w:tcW w:type="dxa" w:w="2880"/>
+            <w:shd w:fill="F8FAFC"/>
+            <w:tcMar>
+              <w:top w:w="80" w:type="dxa"/>
+              <w:bottom w:w="80" w:type="dxa"/>
+              <w:left w:w="120" w:type="dxa"/>
+              <w:right w:w="120" w:type="dxa"/>
+            </w:tcMar>
+          </w:tcPr>
+          <w:p>
+            <w:pPr>
+              <w:spacing w:before="0" w:after="0" w:line="276" w:lineRule="auto"/>
+            </w:pPr>
+            <w:r>
+              <w:rPr>
+                <w:sz w:val="18"/>
+              </w:rPr>
+              <w:t>Лиень (Логистическая поддержка)</w:t>
+            </w:r>
+          </w:p>
+        </w:tc>
+        <w:tc>
+          <w:tcPr>
+            <w:tcW w:type="dxa" w:w="5040"/>
+            <w:shd w:fill="F8FAFC"/>
+            <w:tcMar>
+              <w:top w:w="80" w:type="dxa"/>
+              <w:bottom w:w="80" w:type="dxa"/>
+              <w:left w:w="120" w:type="dxa"/>
+              <w:right w:w="120" w:type="dxa"/>
+            </w:tcMar>
+          </w:tcPr>
+          <w:p>
+            <w:pPr>
+              <w:spacing w:before="0" w:after="0" w:line="276" w:lineRule="auto"/>
+            </w:pPr>
+            <w:r>
+              <w:rPr>
+                <w:sz w:val="18"/>
+              </w:rPr>
+              <w:t>Действующий опытный помощник логиста. Ваша надежная оперативная опора на местах: помогает координировать склады, контролировать маркировку и проверять грузы.</w:t>
+            </w:r>
+          </w:p>
+        </w:tc>
+        <w:tc>
+          <w:tcPr>
+            <w:tcW w:type="dxa" w:w="2160"/>
+            <w:shd w:fill="F8FAFC"/>
+            <w:tcMar>
+              <w:top w:w="80" w:type="dxa"/>
+              <w:bottom w:w="80" w:type="dxa"/>
+              <w:left w:w="120" w:type="dxa"/>
+              <w:right w:w="120" w:type="dxa"/>
+            </w:tcMar>
+          </w:tcPr>
+          <w:p>
+            <w:pPr>
+              <w:spacing w:before="0" w:after="0" w:line="276" w:lineRule="auto"/>
+            </w:pPr>
+            <w:r>
+              <w:rPr>
+                <w:sz w:val="18"/>
+              </w:rPr>
+              <w:t>Оперативная поддержка, склады, маркировка</w:t>
+            </w:r>
+          </w:p>
+        </w:tc>
+      </w:tr>
+      <w:tr>
+        <w:tc>
+          <w:tcPr>
+            <w:tcW w:type="dxa" w:w="2880"/>
+            <w:shd w:fill="FFFFFF"/>
+            <w:tcMar>
+              <w:top w:w="80" w:type="dxa"/>
+              <w:bottom w:w="80" w:type="dxa"/>
+              <w:left w:w="120" w:type="dxa"/>
+              <w:right w:w="120" w:type="dxa"/>
+            </w:tcMar>
+          </w:tcPr>
+          <w:p>
+            <w:pPr>
+              <w:spacing w:before="0" w:after="0" w:line="276" w:lineRule="auto"/>
+            </w:pPr>
+            <w:r>
+              <w:rPr>
+                <w:sz w:val="18"/>
+              </w:rPr>
+              <w:t>Ирина (Главный бухгалтер)</w:t>
+            </w:r>
+          </w:p>
+        </w:tc>
+        <w:tc>
+          <w:tcPr>
+            <w:tcW w:type="dxa" w:w="5040"/>
+            <w:shd w:fill="FFFFFF"/>
+            <w:tcMar>
+              <w:top w:w="80" w:type="dxa"/>
+              <w:bottom w:w="80" w:type="dxa"/>
+              <w:left w:w="120" w:type="dxa"/>
+              <w:right w:w="120" w:type="dxa"/>
+            </w:tcMar>
+          </w:tcPr>
+          <w:p>
+            <w:pPr>
+              <w:spacing w:before="0" w:after="0" w:line="276" w:lineRule="auto"/>
+            </w:pPr>
+            <w:r>
+              <w:rPr>
+                <w:sz w:val="18"/>
+              </w:rPr>
+              <w:t>Контролирует правильность закрывающих документов, счетов перевозчиков и возврат экспортного НДС (13% 专票).</w:t>
+            </w:r>
+          </w:p>
+        </w:tc>
+        <w:tc>
+          <w:tcPr>
+            <w:tcW w:type="dxa" w:w="2160"/>
+            <w:shd w:fill="FFFFFF"/>
+            <w:tcMar>
+              <w:top w:w="80" w:type="dxa"/>
+              <w:bottom w:w="80" w:type="dxa"/>
+              <w:left w:w="120" w:type="dxa"/>
+              <w:right w:w="120" w:type="dxa"/>
+            </w:tcMar>
+          </w:tcPr>
+          <w:p>
+            <w:pPr>
+              <w:spacing w:before="0" w:after="0" w:line="276" w:lineRule="auto"/>
+            </w:pPr>
+            <w:r>
+              <w:rPr>
+                <w:sz w:val="18"/>
+              </w:rPr>
+              <w:t>Бухгалтерский учет, валютные платежи, НДС</w:t>
             </w:r>
           </w:p>
         </w:tc>
       </w:tr>
     </w:tbl>
-    <w:p/>
+    <w:p>
+      <w:pPr>
+        <w:spacing w:after="120"/>
+      </w:pPr>
+    </w:p>
     <w:p>
       <w:pPr>
         <w:keepNext/>
-        <w:spacing w:before="280" w:after="120"/>
+        <w:spacing w:before="280" w:after="80"/>
       </w:pPr>
       <w:r>
         <w:rPr>
-          <w:rFonts w:ascii="Calibri" w:hAnsi="Calibri"/>
           <w:b/>
-          <w:color w:val="0F2C59"/>
-          <w:sz w:val="28"/>
+          <w:color w:val="003366"/>
+          <w:sz w:val="25"/>
         </w:rPr>
-        <w:t>6. Команда компании: Кто есть кто</w:t>
+        <w:t>3. Наработки Азата и создание «универсальной логистической бомбы»</w:t>
+      </w:r>
+    </w:p>
+    <w:p>
+      <w:pPr>
+        <w:spacing w:before="0" w:after="80" w:line="276" w:lineRule="auto"/>
+      </w:pPr>
+      <w:r>
+        <w:rPr>
+          <w:sz w:val="20"/>
+        </w:rPr>
+        <w:t>Вам не потребуется начинать работу на пустом месте — в компании уже заложен прочный фундамент:</w:t>
       </w:r>
     </w:p>
     <w:p>
       <w:pPr>
         <w:pStyle w:val="ListBullet"/>
-        <w:spacing w:after="60" w:line="276" w:lineRule="auto"/>
+        <w:spacing w:before="20" w:after="60" w:line="276" w:lineRule="auto"/>
       </w:pPr>
       <w:r>
         <w:rPr>
           <w:b/>
           <w:sz w:val="20"/>
         </w:rPr>
-        <w:t>Анжелика:</w:t>
+        <w:t xml:space="preserve">База маркировки и упаковки: </w:t>
       </w:r>
       <w:r>
         <w:rPr>
           <w:sz w:val="20"/>
         </w:rPr>
-        <w:t xml:space="preserve"> Главный логист компании в России и B2B-продажи логистики. Принимает ваши грузы в РФ, оформляет СВХ и таможню, передает запросы на логистику.</w:t>
+        <w:t>Стандарты надежной упаковки и двуязычной маркировки грузов уже разработал наш ведущий специалист Азат. На каждое грузовое место обязательно наносится двуязычный ярлык (RU/EN) с наименованием, контрактом, весом брутто и номером места. До выезда с фабрики обязательна фотофиксация упаковки и маркировки.</w:t>
       </w:r>
     </w:p>
     <w:p>
       <w:pPr>
         <w:pStyle w:val="ListBullet"/>
-        <w:spacing w:after="60" w:line="276" w:lineRule="auto"/>
+        <w:spacing w:before="20" w:after="60" w:line="276" w:lineRule="auto"/>
       </w:pPr>
       <w:r>
         <w:rPr>
           <w:b/>
           <w:sz w:val="20"/>
         </w:rPr>
-        <w:t>Александра:</w:t>
+        <w:t xml:space="preserve">Действующие перевозчики: </w:t>
       </w:r>
       <w:r>
         <w:rPr>
           <w:sz w:val="20"/>
         </w:rPr>
-        <w:t xml:space="preserve"> Ведущий специалист по тендерам (АСТ ГОЗ). Ждет от вас надежных ставок доставки и четких сроков.</w:t>
+        <w:t>Азат лично передаст вам список и прямые контакты всех текущих перевозчиков (включая проверенные каналы карго, ж/д операторов и автоколонны).</w:t>
       </w:r>
     </w:p>
     <w:p>
       <w:pPr>
         <w:pStyle w:val="ListBullet"/>
-        <w:spacing w:after="60" w:line="276" w:lineRule="auto"/>
+        <w:spacing w:before="20" w:after="60" w:line="276" w:lineRule="auto"/>
       </w:pPr>
       <w:r>
         <w:rPr>
           <w:b/>
           <w:sz w:val="20"/>
         </w:rPr>
-        <w:t>Артём (Я):</w:t>
+        <w:t xml:space="preserve">Главная миссия: </w:t>
       </w:r>
       <w:r>
         <w:rPr>
           <w:sz w:val="20"/>
         </w:rPr>
-        <w:t xml:space="preserve"> Руководитель компании. Стратегия, коммерческие заказы оборудования, контроль маржи.</w:t>
+        <w:t>Ваша задача — внимательно впитать весь накопленный опыт коллег, изучить правила компании, соединить их со своими фундаментальными знаниями рынка КНР и построить из этого безупречный конвейер («универсальную логистическую бомбу»), который работает без сбоев.</w:t>
+      </w:r>
+    </w:p>
+    <w:p>
+      <w:pPr>
+        <w:keepNext/>
+        <w:spacing w:before="280" w:after="80"/>
+      </w:pPr>
+      <w:r>
+        <w:rPr>
+          <w:b/>
+          <w:color w:val="003366"/>
+          <w:sz w:val="25"/>
+        </w:rPr>
+        <w:t>4. Новое коммерческое направление: Продажа чистых услуг логистики</w:t>
+      </w:r>
+    </w:p>
+    <w:p>
+      <w:pPr>
+        <w:spacing w:before="0" w:after="80" w:line="276" w:lineRule="auto"/>
+      </w:pPr>
+      <w:r>
+        <w:rPr>
+          <w:sz w:val="20"/>
+        </w:rPr>
+        <w:t>Мы запускаем стратегическое направление — монетизацию логистических возможностей компании как самостоятельной услуги для внешних российских и китайских предприятий:</w:t>
       </w:r>
     </w:p>
     <w:p>
       <w:pPr>
         <w:pStyle w:val="ListBullet"/>
-        <w:spacing w:after="60" w:line="276" w:lineRule="auto"/>
+        <w:spacing w:before="20" w:after="60" w:line="276" w:lineRule="auto"/>
       </w:pPr>
       <w:r>
         <w:rPr>
           <w:b/>
           <w:sz w:val="20"/>
         </w:rPr>
-        <w:t>Азат:</w:t>
+        <w:t xml:space="preserve">Тандем Цянь Ин ⇄ Анжелика: </w:t>
       </w:r>
       <w:r>
         <w:rPr>
           <w:sz w:val="20"/>
         </w:rPr>
-        <w:t xml:space="preserve"> Ведущий специалист по снабжению. Автор стандартов упаковки, ваш проводник по текущим перевозчикам.</w:t>
+        <w:t>Вы работаете в постоянной прямой связке с Анжеликой. Анжелика привлекает клиентов в России, которым требуется доставка грузов из Китая (или экспорт из РФ в КНР), и передает вам параметры грузов.</w:t>
       </w:r>
     </w:p>
     <w:p>
       <w:pPr>
         <w:pStyle w:val="ListBullet"/>
-        <w:spacing w:after="60" w:line="276" w:lineRule="auto"/>
+        <w:spacing w:before="20" w:after="60" w:line="276" w:lineRule="auto"/>
       </w:pPr>
       <w:r>
         <w:rPr>
           <w:b/>
           <w:sz w:val="20"/>
         </w:rPr>
-        <w:t>Ирина:</w:t>
+        <w:t xml:space="preserve">Расчет сквозной ставки: </w:t>
       </w:r>
       <w:r>
         <w:rPr>
           <w:sz w:val="20"/>
         </w:rPr>
-        <w:t xml:space="preserve"> Главный бухгалтер. Валютный контроль, инвойсы, белые экспортные контракты и возврат 13% НДС.</w:t>
+        <w:t>Вы оперативно запрашиваете фабрику в Китае, подбираете оптимальный маршрут, формируете прозрачный расчет ставки до склада временного хранения (СВХ) в России с подробной расшифровкой всех расходов.</w:t>
       </w:r>
     </w:p>
     <w:p>
       <w:pPr>
         <w:pStyle w:val="ListBullet"/>
-        <w:spacing w:after="60" w:line="276" w:lineRule="auto"/>
+        <w:spacing w:before="20" w:after="60" w:line="276" w:lineRule="auto"/>
       </w:pPr>
       <w:r>
         <w:rPr>
           <w:b/>
           <w:sz w:val="20"/>
         </w:rPr>
-        <w:t>Лиень (user/44):</w:t>
+        <w:t xml:space="preserve">Прием и растаможка в РФ: </w:t>
       </w:r>
       <w:r>
         <w:rPr>
           <w:sz w:val="20"/>
         </w:rPr>
-        <w:t xml:space="preserve"> Действующий знающий логист и помощник снабжения. Ваша надежная правая рука на местах, помогает координировать партнерские склады и контролировать маркировку.</w:t>
-      </w:r>
-    </w:p>
-    <w:p>
-      <w:pPr>
-        <w:keepNext/>
-        <w:spacing w:before="280" w:after="120"/>
-      </w:pPr>
-      <w:r>
-        <w:rPr>
-          <w:rFonts w:ascii="Calibri" w:hAnsi="Calibri"/>
-          <w:b/>
-          <w:color w:val="0F2C59"/>
-          <w:sz w:val="28"/>
-        </w:rPr>
-        <w:t>7. Принципы дисциплины, скорость и габариты</w:t>
+        <w:t>Анжелика встречает груз в РФ, организует таможенное оформление и доставку клиенту местным транспортом.</w:t>
       </w:r>
     </w:p>
     <w:p>
       <w:pPr>
         <w:pStyle w:val="ListBullet"/>
-        <w:spacing w:after="60" w:line="276" w:lineRule="auto"/>
+        <w:spacing w:before="20" w:after="60" w:line="276" w:lineRule="auto"/>
       </w:pPr>
       <w:r>
         <w:rPr>
           <w:b/>
           <w:sz w:val="20"/>
         </w:rPr>
-        <w:t>1. Ответственность:</w:t>
+        <w:t xml:space="preserve">Помощь Лиень и мотивация: </w:t>
       </w:r>
       <w:r>
         <w:rPr>
           <w:sz w:val="20"/>
         </w:rPr>
-        <w:t xml:space="preserve"> Подвести клиента по срокам или качеству — смерти подобно. Привезти не то — недопустимо.</w:t>
+        <w:t>Лиень оказывает вам оперативную помощь в проверке документов и координации складов. Успешные продажи внешней логистики — это прямая основа для существенного роста вашего личного премиального дохода.</w:t>
+      </w:r>
+    </w:p>
+    <w:p>
+      <w:pPr>
+        <w:keepNext/>
+        <w:spacing w:before="280" w:after="80"/>
+      </w:pPr>
+      <w:r>
+        <w:rPr>
+          <w:b/>
+          <w:color w:val="003366"/>
+          <w:sz w:val="25"/>
+        </w:rPr>
+        <w:t>5. Стандарты честности и профессиональной этики с партнерами</w:t>
+      </w:r>
+    </w:p>
+    <w:p>
+      <w:pPr>
+        <w:spacing w:before="0" w:after="80" w:line="276" w:lineRule="auto"/>
+      </w:pPr>
+      <w:r>
+        <w:rPr>
+          <w:sz w:val="20"/>
+        </w:rPr>
+        <w:t>Важнейший базовый принцип основателя компании Артёма, определяющий работу со всеми контрагентами:</w:t>
       </w:r>
     </w:p>
     <w:p>
       <w:pPr>
         <w:pStyle w:val="ListBullet"/>
-        <w:spacing w:after="60" w:line="276" w:lineRule="auto"/>
+        <w:spacing w:before="20" w:after="60" w:line="276" w:lineRule="auto"/>
       </w:pPr>
       <w:r>
         <w:rPr>
           <w:b/>
           <w:sz w:val="20"/>
         </w:rPr>
-        <w:t>2. Запрет лишних расспросов:</w:t>
+        <w:t xml:space="preserve">Принцип взаимного доверия: </w:t>
       </w:r>
       <w:r>
         <w:rPr>
           <w:sz w:val="20"/>
         </w:rPr>
-        <w:t xml:space="preserve"> Избыток ненужных вопросов клиенту разрушает нашу репутацию профессионалов. Вопросы задавать только по существу.</w:t>
+        <w:t>Наш бизнес строится исключительно на надежности, честности и незыблемости данного слова. Мы требуем кристальной порядочности от всех складов, экспедиторов и транспортных компаний.</w:t>
       </w:r>
     </w:p>
     <w:p>
       <w:pPr>
         <w:pStyle w:val="ListBullet"/>
-        <w:spacing w:after="60" w:line="276" w:lineRule="auto"/>
+        <w:spacing w:before="20" w:after="60" w:line="276" w:lineRule="auto"/>
       </w:pPr>
       <w:r>
         <w:rPr>
           <w:b/>
           <w:sz w:val="20"/>
         </w:rPr>
-        <w:t>3. Запрет прокрастинации:</w:t>
+        <w:t xml:space="preserve">Принцип бесповоротного разрыва: </w:t>
       </w:r>
       <w:r>
         <w:rPr>
           <w:sz w:val="20"/>
         </w:rPr>
-        <w:t xml:space="preserve"> Если крайний срок через 3 дня — НЕЛЬЗЯ тянуть до последнего! В 80% случаев это ведет к срыву.</w:t>
-      </w:r>
-    </w:p>
-    <w:p>
-      <w:pPr>
-        <w:pStyle w:val="ListBullet"/>
-        <w:spacing w:after="60" w:line="276" w:lineRule="auto"/>
-      </w:pPr>
-      <w:r>
-        <w:rPr>
-          <w:b/>
-          <w:sz w:val="20"/>
-        </w:rPr>
-        <w:t>4. Габариты:</w:t>
-      </w:r>
-      <w:r>
-        <w:rPr>
-          <w:sz w:val="20"/>
-        </w:rPr>
-        <w:t xml:space="preserve"> На старте допустима погрешность 5–15%. Главное — сразу выявить негабарит и срок. Точные замеры снимут на складе.</w:t>
-      </w:r>
-    </w:p>
-    <w:p>
-      <w:pPr>
-        <w:pStyle w:val="ListBullet"/>
-        <w:spacing w:after="60" w:line="276" w:lineRule="auto"/>
-      </w:pPr>
-      <w:r>
-        <w:rPr>
-          <w:b/>
-          <w:sz w:val="20"/>
-        </w:rPr>
-        <w:t>5. Язык:</w:t>
-      </w:r>
-      <w:r>
-        <w:rPr>
-          <w:sz w:val="20"/>
-        </w:rPr>
-        <w:t xml:space="preserve"> В Битрикс24 пишем по-китайски (на русском — в спешке). Документы клиентов даем в оригинале на русском.</w:t>
+        <w:t>Если логистический партнер или поставщик услуг повел себя нечестно — например, пообещал ставку или скидку, а затем в одностороннем порядке изменил ее, нарушил гарантированный срок, проявил неуважение или пренебрег важной просьбой — компания принципиально прекращает любое сотрудничество с ним навсегда. Каким бы выгодным ни казался тариф, мы никогда не работаем с теми, кто нарушает обещания.</w:t>
       </w:r>
     </w:p>
     <w:p>
       <w:pPr>
         <w:keepNext/>
-        <w:spacing w:before="280" w:after="120"/>
+        <w:spacing w:before="280" w:after="80"/>
       </w:pPr>
       <w:r>
         <w:rPr>
-          <w:rFonts w:ascii="Calibri" w:hAnsi="Calibri"/>
           <w:b/>
-          <w:color w:val="0F2C59"/>
-          <w:sz w:val="28"/>
+          <w:color w:val="003366"/>
+          <w:sz w:val="25"/>
         </w:rPr>
-        <w:t>8. Спринт на первые две недели (Без давления цифрами)</w:t>
+        <w:t>6. Рабочий спринт на первую и вторую недели (Без давления цифрами)</w:t>
       </w:r>
     </w:p>
     <w:p>
       <w:pPr>
-        <w:spacing w:after="80" w:line="276" w:lineRule="auto"/>
+        <w:spacing w:before="0" w:after="80" w:line="276" w:lineRule="auto"/>
       </w:pPr>
-      <w:r>
-        <w:rPr>
-          <w:i w:val="0"/>
-          <w:sz w:val="20"/>
-        </w:rPr>
-        <w:t>Мы не ставим искусственных рамок («сделай ровно 5 или 10 расчетов»). Заявок может быть 2, а может 15. Ваша задача — отработать ВСЕ поступившие заявки, впитать опыт и выстроить надежную систему:</w:t>
-      </w:r>
-    </w:p>
-    <w:p>
-      <w:pPr>
-        <w:pStyle w:val="ListBullet"/>
-        <w:spacing w:after="60" w:line="276" w:lineRule="auto"/>
-      </w:pPr>
-      <w:r>
-        <w:rPr>
-          <w:b/>
-          <w:sz w:val="20"/>
-        </w:rPr>
-        <w:t>День 1-2:</w:t>
-      </w:r>
       <w:r>
         <w:rPr>
           <w:sz w:val="20"/>
         </w:rPr>
-        <w:t xml:space="preserve"> Знакомство с Битрикс24, каналами связи и коллегами. Встреча с Азатом: изучение действующих перевозчиков и регламентов упаковки.</w:t>
+        <w:t>Мы не устанавливаем для вас искусственных рамок или жестких планов по количеству тонн и рейсов на первые недели. Главное — качественно отработать ВСЕ поступающие заявки, перенять опыт, освоить систему и сформировать надежную инфраструктуру.</w:t>
       </w:r>
     </w:p>
+    <w:tbl>
+      <w:tblPr>
+        <w:tblW w:type="auto" w:w="0"/>
+        <w:jc w:val="center"/>
+        <w:tblLook w:firstColumn="1" w:firstRow="1" w:lastColumn="0" w:lastRow="0" w:noHBand="0" w:noVBand="1" w:val="04A0"/>
+      </w:tblPr>
+      <w:tblGrid>
+        <w:gridCol w:w="3360"/>
+        <w:gridCol w:w="3360"/>
+        <w:gridCol w:w="3360"/>
+      </w:tblGrid>
+      <w:tr>
+        <w:tc>
+          <w:tcPr>
+            <w:tcW w:type="dxa" w:w="2160"/>
+            <w:shd w:fill="1E3A8A"/>
+            <w:tcMar>
+              <w:top w:w="100" w:type="dxa"/>
+              <w:bottom w:w="100" w:type="dxa"/>
+              <w:left w:w="120" w:type="dxa"/>
+              <w:right w:w="120" w:type="dxa"/>
+            </w:tcMar>
+          </w:tcPr>
+          <w:p>
+            <w:pPr>
+              <w:spacing w:before="0" w:after="0"/>
+              <w:jc w:val="left"/>
+            </w:pPr>
+            <w:r>
+              <w:rPr>
+                <w:b/>
+                <w:color w:val="FFFFFF"/>
+                <w:sz w:val="19"/>
+              </w:rPr>
+              <w:t>Период / 时间</w:t>
+            </w:r>
+          </w:p>
+        </w:tc>
+        <w:tc>
+          <w:tcPr>
+            <w:tcW w:type="dxa" w:w="5760"/>
+            <w:shd w:fill="1E3A8A"/>
+            <w:tcMar>
+              <w:top w:w="100" w:type="dxa"/>
+              <w:bottom w:w="100" w:type="dxa"/>
+              <w:left w:w="120" w:type="dxa"/>
+              <w:right w:w="120" w:type="dxa"/>
+            </w:tcMar>
+          </w:tcPr>
+          <w:p>
+            <w:pPr>
+              <w:spacing w:before="0" w:after="0"/>
+              <w:jc w:val="left"/>
+            </w:pPr>
+            <w:r>
+              <w:rPr>
+                <w:b/>
+                <w:color w:val="FFFFFF"/>
+                <w:sz w:val="19"/>
+              </w:rPr>
+              <w:t>Ключевые практические действия / 具体任务</w:t>
+            </w:r>
+          </w:p>
+        </w:tc>
+        <w:tc>
+          <w:tcPr>
+            <w:tcW w:type="dxa" w:w="2160"/>
+            <w:shd w:fill="1E3A8A"/>
+            <w:tcMar>
+              <w:top w:w="100" w:type="dxa"/>
+              <w:bottom w:w="100" w:type="dxa"/>
+              <w:left w:w="120" w:type="dxa"/>
+              <w:right w:w="120" w:type="dxa"/>
+            </w:tcMar>
+          </w:tcPr>
+          <w:p>
+            <w:pPr>
+              <w:spacing w:before="0" w:after="0"/>
+              <w:jc w:val="left"/>
+            </w:pPr>
+            <w:r>
+              <w:rPr>
+                <w:b/>
+                <w:color w:val="FFFFFF"/>
+                <w:sz w:val="19"/>
+              </w:rPr>
+              <w:t>Ожидаемый результат / 交付成果</w:t>
+            </w:r>
+          </w:p>
+        </w:tc>
+      </w:tr>
+      <w:tr>
+        <w:tc>
+          <w:tcPr>
+            <w:tcW w:type="dxa" w:w="2160"/>
+            <w:shd w:fill="FFFFFF"/>
+            <w:tcMar>
+              <w:top w:w="80" w:type="dxa"/>
+              <w:bottom w:w="80" w:type="dxa"/>
+              <w:left w:w="120" w:type="dxa"/>
+              <w:right w:w="120" w:type="dxa"/>
+            </w:tcMar>
+          </w:tcPr>
+          <w:p>
+            <w:pPr>
+              <w:spacing w:before="0" w:after="0" w:line="276" w:lineRule="auto"/>
+            </w:pPr>
+            <w:r>
+              <w:rPr>
+                <w:sz w:val="18"/>
+              </w:rPr>
+              <w:t>Неделя 1</w:t>
+              <w:br/>
+              <w:t>(Дни 1–5)</w:t>
+            </w:r>
+          </w:p>
+        </w:tc>
+        <w:tc>
+          <w:tcPr>
+            <w:tcW w:type="dxa" w:w="5760"/>
+            <w:shd w:fill="FFFFFF"/>
+            <w:tcMar>
+              <w:top w:w="80" w:type="dxa"/>
+              <w:bottom w:w="80" w:type="dxa"/>
+              <w:left w:w="120" w:type="dxa"/>
+              <w:right w:w="120" w:type="dxa"/>
+            </w:tcMar>
+          </w:tcPr>
+          <w:p>
+            <w:pPr>
+              <w:spacing w:before="0" w:after="0" w:line="276" w:lineRule="auto"/>
+            </w:pPr>
+            <w:r>
+              <w:rPr>
+                <w:sz w:val="18"/>
+              </w:rPr>
+              <w:t>1. Вход в Битрикс24 по инструкции, настройка китайского интерфейса и уведомлений.</w:t>
+              <w:br/>
+              <w:t>2. Рабочая сессия с Азатом: прием контактов действующих перевозчиков (карго, авто, ж/д) и стандартов маркировки/упаковки грузов.</w:t>
+              <w:br/>
+              <w:t>3. Установочный созвон с Анжеликой: синхронизация форматов расчета ставок до СВХ РФ для направления B2B-логистики.</w:t>
+              <w:br/>
+              <w:t>4. Оперативная отработка ВСЕХ поступающих заявок на расчет доставки от снабжения и коммерческого отдела.</w:t>
+              <w:br/>
+              <w:t>5. Первичная инвентаризация партнерских складов консолидации в ключевых хабах (Нинбо, Гуанчжоу, Иу, Маньчжурия).</w:t>
+            </w:r>
+          </w:p>
+        </w:tc>
+        <w:tc>
+          <w:tcPr>
+            <w:tcW w:type="dxa" w:w="2160"/>
+            <w:shd w:fill="FFFFFF"/>
+            <w:tcMar>
+              <w:top w:w="80" w:type="dxa"/>
+              <w:bottom w:w="80" w:type="dxa"/>
+              <w:left w:w="120" w:type="dxa"/>
+              <w:right w:w="120" w:type="dxa"/>
+            </w:tcMar>
+          </w:tcPr>
+          <w:p>
+            <w:pPr>
+              <w:spacing w:before="0" w:after="0" w:line="276" w:lineRule="auto"/>
+            </w:pPr>
+            <w:r>
+              <w:rPr>
+                <w:sz w:val="18"/>
+              </w:rPr>
+              <w:t>Освоен Битрикс24, принята база перевозчиков Азата, нет ни одной зависшей заявки на расчет логистики.</w:t>
+            </w:r>
+          </w:p>
+        </w:tc>
+      </w:tr>
+      <w:tr>
+        <w:tc>
+          <w:tcPr>
+            <w:tcW w:type="dxa" w:w="2160"/>
+            <w:shd w:fill="F8FAFC"/>
+            <w:tcMar>
+              <w:top w:w="80" w:type="dxa"/>
+              <w:bottom w:w="80" w:type="dxa"/>
+              <w:left w:w="120" w:type="dxa"/>
+              <w:right w:w="120" w:type="dxa"/>
+            </w:tcMar>
+          </w:tcPr>
+          <w:p>
+            <w:pPr>
+              <w:spacing w:before="0" w:after="0" w:line="276" w:lineRule="auto"/>
+            </w:pPr>
+            <w:r>
+              <w:rPr>
+                <w:sz w:val="18"/>
+              </w:rPr>
+              <w:t>Неделя 2</w:t>
+              <w:br/>
+              <w:t>(Дни 6–10)</w:t>
+            </w:r>
+          </w:p>
+        </w:tc>
+        <w:tc>
+          <w:tcPr>
+            <w:tcW w:type="dxa" w:w="5760"/>
+            <w:shd w:fill="F8FAFC"/>
+            <w:tcMar>
+              <w:top w:w="80" w:type="dxa"/>
+              <w:bottom w:w="80" w:type="dxa"/>
+              <w:left w:w="120" w:type="dxa"/>
+              <w:right w:w="120" w:type="dxa"/>
+            </w:tcMar>
+          </w:tcPr>
+          <w:p>
+            <w:pPr>
+              <w:spacing w:before="0" w:after="0" w:line="276" w:lineRule="auto"/>
+            </w:pPr>
+            <w:r>
+              <w:rPr>
+                <w:sz w:val="18"/>
+              </w:rPr>
+              <w:t>1. Формирование базовой матрицы ориентировочных ставок (EXW/FOB -&gt; Склад консолидации -&gt; СВХ Москва/Забайкальск) по видам транспорта.</w:t>
+              <w:br/>
+              <w:t>2. Составление краткой памятки на китайском языке для заводов-поставщиков: правила сдачи груза на партнерский склад и требования к маркировке (ярлыки RU/EN).</w:t>
+              <w:br/>
+              <w:t>3. Совместно с Лиень: внедрение регулярного фотоконтроля входящих грузов и целостности упаковки на партнерских складах.</w:t>
+              <w:br/>
+              <w:t>4. Проведение первых практических расчетов по внешним B2B-запросам логистики совместно с Анжеликой.</w:t>
+              <w:br/>
+              <w:t>5. Представление предложений руководителю по оптимизации расходов и сокращению сроков доставки.</w:t>
+            </w:r>
+          </w:p>
+        </w:tc>
+        <w:tc>
+          <w:tcPr>
+            <w:tcW w:type="dxa" w:w="2160"/>
+            <w:shd w:fill="F8FAFC"/>
+            <w:tcMar>
+              <w:top w:w="80" w:type="dxa"/>
+              <w:bottom w:w="80" w:type="dxa"/>
+              <w:left w:w="120" w:type="dxa"/>
+              <w:right w:w="120" w:type="dxa"/>
+            </w:tcMar>
+          </w:tcPr>
+          <w:p>
+            <w:pPr>
+              <w:spacing w:before="0" w:after="0" w:line="276" w:lineRule="auto"/>
+            </w:pPr>
+            <w:r>
+              <w:rPr>
+                <w:sz w:val="18"/>
+              </w:rPr>
+              <w:t>Готова матрица ставок, внедрен регламент фотоконтроля грузов, отработаны совместные B2B-запросы с Анжеликой.</w:t>
+            </w:r>
+          </w:p>
+        </w:tc>
+      </w:tr>
+    </w:tbl>
     <w:p>
       <w:pPr>
-        <w:pStyle w:val="ListBullet"/>
-        <w:spacing w:after="60" w:line="276" w:lineRule="auto"/>
+        <w:spacing w:after="120"/>
       </w:pPr>
-      <w:r>
-        <w:rPr>
-          <w:b/>
-          <w:sz w:val="20"/>
-        </w:rPr>
-        <w:t>День 3:</w:t>
-      </w:r>
-      <w:r>
-        <w:rPr>
-          <w:sz w:val="20"/>
-        </w:rPr>
-        <w:t xml:space="preserve"> Встреча с Лиень: координация взаимодействия с партнерскими складами консолидации и перевозчиками.</w:t>
-      </w:r>
     </w:p>
+    <w:tbl>
+      <w:tblPr>
+        <w:tblW w:type="auto" w:w="0"/>
+        <w:jc w:val="center"/>
+        <w:tblLook w:firstColumn="1" w:firstRow="1" w:lastColumn="0" w:lastRow="0" w:noHBand="0" w:noVBand="1" w:val="04A0"/>
+      </w:tblPr>
+      <w:tblGrid>
+        <w:gridCol w:w="10080"/>
+      </w:tblGrid>
+      <w:tr>
+        <w:tc>
+          <w:tcPr>
+            <w:tcW w:type="dxa" w:w="10080"/>
+            <w:shd w:fill="F2F5F9"/>
+            <w:tcMar>
+              <w:top w:w="120" w:type="dxa"/>
+              <w:bottom w:w="120" w:type="dxa"/>
+              <w:left w:w="180" w:type="dxa"/>
+              <w:right w:w="180" w:type="dxa"/>
+            </w:tcMar>
+          </w:tcPr>
+          <w:p>
+            <w:pPr>
+              <w:spacing w:before="0" w:after="0" w:line="276" w:lineRule="auto"/>
+            </w:pPr>
+            <w:r>
+              <w:rPr>
+                <w:b/>
+                <w:color w:val="003366"/>
+                <w:sz w:val="20"/>
+              </w:rPr>
+              <w:t xml:space="preserve">ФОКУС НА НАДЕЖНОСТИ: </w:t>
+            </w:r>
+            <w:r>
+              <w:rPr>
+                <w:i/>
+                <w:sz w:val="19"/>
+              </w:rPr>
+              <w:t>Подвести клиента по срокам или качеству доставки — недопустимо. Если у вас возникают любые сомнения, сложные вопросы по маршруту или требуется помощь коллег — открыто поднимайте вопрос в рабочем чате Битрикс24. Мы — одна команда, нацеленная на общий масштабный успех!</w:t>
+            </w:r>
+          </w:p>
+        </w:tc>
+      </w:tr>
+    </w:tbl>
     <w:p>
       <w:pPr>
-        <w:pStyle w:val="ListBullet"/>
-        <w:spacing w:after="60" w:line="276" w:lineRule="auto"/>
+        <w:spacing w:after="80"/>
       </w:pPr>
-      <w:r>
-        <w:rPr>
-          <w:b/>
-          <w:sz w:val="20"/>
-        </w:rPr>
-        <w:t>День 4:</w:t>
-      </w:r>
-      <w:r>
-        <w:rPr>
-          <w:sz w:val="20"/>
-        </w:rPr>
-        <w:t xml:space="preserve"> Налаживание связки с закупщиками (Ван и Ли Юйнань): выдача адресов и инструкций для отправки грузов с фабрик.</w:t>
-      </w:r>
-    </w:p>
-    <w:p>
-      <w:pPr>
-        <w:pStyle w:val="ListBullet"/>
-        <w:spacing w:after="60" w:line="276" w:lineRule="auto"/>
-      </w:pPr>
-      <w:r>
-        <w:rPr>
-          <w:b/>
-          <w:sz w:val="20"/>
-        </w:rPr>
-        <w:t>День 5:</w:t>
-      </w:r>
-      <w:r>
-        <w:rPr>
-          <w:sz w:val="20"/>
-        </w:rPr>
-        <w:t xml:space="preserve"> Прием первых боевых запросов от Анжелики (B2B-логистика) и Александры (тендеры). Отработка подробных КП.</w:t>
-      </w:r>
-    </w:p>
-    <w:p>
-      <w:pPr>
-        <w:pStyle w:val="ListBullet"/>
-        <w:spacing w:after="60" w:line="276" w:lineRule="auto"/>
-      </w:pPr>
-      <w:r>
-        <w:rPr>
-          <w:b/>
-          <w:sz w:val="20"/>
-        </w:rPr>
-        <w:t>Дни 6-7:</w:t>
-      </w:r>
-      <w:r>
-        <w:rPr>
-          <w:sz w:val="20"/>
-        </w:rPr>
-        <w:t xml:space="preserve"> Наработка новых прямых автоперевозчиков по Китаю и брокеров для белого экспорта (13% НДС).</w:t>
-      </w:r>
-    </w:p>
-    <w:p>
-      <w:pPr>
-        <w:pStyle w:val="ListBullet"/>
-        <w:spacing w:after="60" w:line="276" w:lineRule="auto"/>
-      </w:pPr>
-      <w:r>
-        <w:rPr>
-          <w:b/>
-          <w:sz w:val="20"/>
-        </w:rPr>
-        <w:t>Дни 8-9:</w:t>
-      </w:r>
-      <w:r>
-        <w:rPr>
-          <w:sz w:val="20"/>
-        </w:rPr>
-        <w:t xml:space="preserve"> Совместная с Лиень проверка отгрузки первой партии через партнерский склад с фотофиксацией маркировки Азата.</w:t>
-      </w:r>
-    </w:p>
-    <w:p>
-      <w:pPr>
-        <w:pStyle w:val="ListBullet"/>
-        <w:spacing w:after="60" w:line="276" w:lineRule="auto"/>
-      </w:pPr>
-      <w:r>
-        <w:rPr>
-          <w:b/>
-          <w:sz w:val="20"/>
-        </w:rPr>
-        <w:t>День 10:</w:t>
-      </w:r>
-      <w:r>
-        <w:rPr>
-          <w:sz w:val="20"/>
-        </w:rPr>
-        <w:t xml:space="preserve"> Подведение итогов спринта с Артёмом, Азатом и Анжеликой: презентация наработанных подрядчиков, планов и открытое обсуждение сложностей.</w:t>
-      </w:r>
     </w:p>
     <w:sectPr>
       <w:pgSz w:w="12240" w:h="15840"/>
-      <w:pgMar w:top="1152" w:right="1152" w:bottom="1152" w:left="1152" w:header="720" w:footer="720" w:gutter="0"/>
+      <w:pgMar w:top="1008" w:right="1080" w:bottom="1008" w:left="1080" w:header="720" w:footer="720" w:gutter="0"/>
       <w:cols w:space="720"/>
       <w:docGrid w:linePitch="360"/>
     </w:sectPr>
@@ -1287,6 +2039,11 @@
     <w:name w:val="Normal"/>
     <w:qFormat/>
     <w:rsid w:val="00FC693F"/>
+    <w:rPr>
+      <w:rFonts w:ascii="Arial" w:hAnsi="Arial"/>
+      <w:color w:val="222222"/>
+      <w:sz w:val="20"/>
+    </w:rPr>
   </w:style>
   <w:style w:type="paragraph" w:styleId="Header">
     <w:name w:val="header"/>

--- a/projects/HR/Китайский снабженец/Вводный_инструктаж_и_спринт_Цянь_Ин_Логистика.docx
+++ b/projects/HR/Китайский снабженец/Вводный_инструктаж_и_спринт_Цянь_Ин_Логистика.docx
@@ -20,7 +20,7 @@
         <w:rPr>
           <w:i/>
           <w:color w:val="555555"/>
-          <w:sz w:val="21"/>
+          <w:sz w:val="20"/>
         </w:rPr>
         <w:t>Создание логистической структуры в Китае, запуск Хаба и стандарты взаимодействия</w:t>
         <w:br/>
@@ -40,7 +40,7 @@
       <w:tr>
         <w:tc>
           <w:tcPr>
-            <w:tcW w:type="dxa" w:w="3312"/>
+            <w:tcW w:type="dxa" w:w="5040"/>
             <w:shd w:fill="1E3A8A"/>
             <w:tcMar>
               <w:top w:w="100" w:type="dxa"/>
@@ -66,7 +66,7 @@
         </w:tc>
         <w:tc>
           <w:tcPr>
-            <w:tcW w:type="dxa" w:w="6768"/>
+            <w:tcW w:type="dxa" w:w="5040"/>
             <w:shd w:fill="1E3A8A"/>
             <w:tcMar>
               <w:top w:w="100" w:type="dxa"/>
@@ -94,7 +94,7 @@
       <w:tr>
         <w:tc>
           <w:tcPr>
-            <w:tcW w:type="dxa" w:w="3312"/>
+            <w:tcW w:type="dxa" w:w="5040"/>
             <w:shd w:fill="FFFFFF"/>
             <w:tcMar>
               <w:top w:w="80" w:type="dxa"/>
@@ -111,13 +111,13 @@
               <w:rPr>
                 <w:sz w:val="18"/>
               </w:rPr>
-              <w:t>Сотрудник / Адресат:</w:t>
+              <w:t>**Сотрудник / Адресат:**</w:t>
             </w:r>
           </w:p>
         </w:tc>
         <w:tc>
           <w:tcPr>
-            <w:tcW w:type="dxa" w:w="6768"/>
+            <w:tcW w:type="dxa" w:w="5040"/>
             <w:shd w:fill="FFFFFF"/>
             <w:tcMar>
               <w:top w:w="80" w:type="dxa"/>
@@ -134,7 +134,7 @@
               <w:rPr>
                 <w:sz w:val="18"/>
               </w:rPr>
-              <w:t>Цянь Ин (钱瑛 / Ms. Qian Ying)</w:t>
+              <w:t>**Цянь Ин (钱瑛 / Ms. Qian Ying)**</w:t>
             </w:r>
           </w:p>
         </w:tc>
@@ -142,7 +142,7 @@
       <w:tr>
         <w:tc>
           <w:tcPr>
-            <w:tcW w:type="dxa" w:w="3312"/>
+            <w:tcW w:type="dxa" w:w="5040"/>
             <w:shd w:fill="F8FAFC"/>
             <w:tcMar>
               <w:top w:w="80" w:type="dxa"/>
@@ -159,13 +159,13 @@
               <w:rPr>
                 <w:sz w:val="18"/>
               </w:rPr>
-              <w:t>Должность и статус:</w:t>
+              <w:t>**Должность и статус:**</w:t>
             </w:r>
           </w:p>
         </w:tc>
         <w:tc>
           <w:tcPr>
-            <w:tcW w:type="dxa" w:w="6768"/>
+            <w:tcW w:type="dxa" w:w="5040"/>
             <w:shd w:fill="F8FAFC"/>
             <w:tcMar>
               <w:top w:w="80" w:type="dxa"/>
@@ -182,7 +182,7 @@
               <w:rPr>
                 <w:sz w:val="18"/>
               </w:rPr>
-              <w:t>Шеф-логист в КНР / Руководитель международной логистики</w:t>
+              <w:t>**Шеф-логист в КНР / Руководитель международной логистики**</w:t>
             </w:r>
           </w:p>
         </w:tc>
@@ -190,7 +190,7 @@
       <w:tr>
         <w:tc>
           <w:tcPr>
-            <w:tcW w:type="dxa" w:w="3312"/>
+            <w:tcW w:type="dxa" w:w="5040"/>
             <w:shd w:fill="FFFFFF"/>
             <w:tcMar>
               <w:top w:w="80" w:type="dxa"/>
@@ -207,13 +207,13 @@
               <w:rPr>
                 <w:sz w:val="18"/>
               </w:rPr>
-              <w:t>Локация и формат:</w:t>
+              <w:t>**Локация и формат:**</w:t>
             </w:r>
           </w:p>
         </w:tc>
         <w:tc>
           <w:tcPr>
-            <w:tcW w:type="dxa" w:w="6768"/>
+            <w:tcW w:type="dxa" w:w="5040"/>
             <w:shd w:fill="FFFFFF"/>
             <w:tcMar>
               <w:top w:w="80" w:type="dxa"/>
@@ -238,7 +238,7 @@
       <w:tr>
         <w:tc>
           <w:tcPr>
-            <w:tcW w:type="dxa" w:w="3312"/>
+            <w:tcW w:type="dxa" w:w="5040"/>
             <w:shd w:fill="F8FAFC"/>
             <w:tcMar>
               <w:top w:w="80" w:type="dxa"/>
@@ -255,13 +255,13 @@
               <w:rPr>
                 <w:sz w:val="18"/>
               </w:rPr>
-              <w:t>Внутренние заказчики:</w:t>
+              <w:t>**Внутренние заказчики:**</w:t>
             </w:r>
           </w:p>
         </w:tc>
         <w:tc>
           <w:tcPr>
-            <w:tcW w:type="dxa" w:w="6768"/>
+            <w:tcW w:type="dxa" w:w="5040"/>
             <w:shd w:fill="F8FAFC"/>
             <w:tcMar>
               <w:top w:w="80" w:type="dxa"/>
@@ -286,7 +286,7 @@
       <w:tr>
         <w:tc>
           <w:tcPr>
-            <w:tcW w:type="dxa" w:w="3312"/>
+            <w:tcW w:type="dxa" w:w="5040"/>
             <w:shd w:fill="FFFFFF"/>
             <w:tcMar>
               <w:top w:w="80" w:type="dxa"/>
@@ -303,13 +303,13 @@
               <w:rPr>
                 <w:sz w:val="18"/>
               </w:rPr>
-              <w:t>Ключевая цель спринта:</w:t>
+              <w:t>**Ключевая цель спринта:**</w:t>
             </w:r>
           </w:p>
         </w:tc>
         <w:tc>
           <w:tcPr>
-            <w:tcW w:type="dxa" w:w="6768"/>
+            <w:tcW w:type="dxa" w:w="5040"/>
             <w:shd w:fill="FFFFFF"/>
             <w:tcMar>
               <w:top w:w="80" w:type="dxa"/>
@@ -375,7 +375,7 @@
                 <w:i/>
                 <w:sz w:val="19"/>
               </w:rPr>
-              <w:t>Уважаемая госпожа Цянь Ин! Мы искренне рады приветствовать вас в команде «Лун-Ван». Мы высоко ценим ваш почти 30-летний профессиональный опыт во внешней торговле и логистике. Перед вами стоит масштабная стратегическая задача — выстроить надежный, быстрый и прозрачный логистический конвейер доставки грузов из Китая в Россию и создать новое высокодоходное направление внешних B2B-перевозок.</w:t>
+              <w:t>📌 **ПРИВЕТСТВИЕ И СТРАТЕГИЧЕСКИЙ ОРИЕНТИР:** Уважаемая госпожа Цянь Ин! Мы искренне рады приветствовать вас в команде «Лун-Ван». Мы высоко ценим ваш почти 30-летний профессиональный опыт во внешней торговле и логистике. Перед вами стоит масштабная стратегическая задача — выстроить надежный, быстрый и прозрачный логистический конвейер доставки грузов из Китая в Россию и создать новое высокодоходное направление внешних B2B-перевозок.</w:t>
             </w:r>
           </w:p>
         </w:tc>
@@ -418,16 +418,9 @@
       </w:pPr>
       <w:r>
         <w:rPr>
-          <w:b/>
           <w:sz w:val="20"/>
         </w:rPr>
-        <w:t xml:space="preserve">Склады консолидации: </w:t>
-      </w:r>
-      <w:r>
-        <w:rPr>
-          <w:sz w:val="20"/>
-        </w:rPr>
-        <w:t>У компании НЕТ собственного склада в Дэчжоу, и мы не привязаны к этой географии. Если в работе потребуется склад, мы арендуем партнерский склад консолидации у крупных транспортных узлов и ж/д станций под конкретные логистические задачи.</w:t>
+        <w:t>**Склады консолидации:** У компании НЕТ собственного склада в Дэчжоу, и мы не привязаны к этой географии. Если в работе потребуется склад, мы арендуем партнерский склад консолидации у крупных транспортных узлов и ж/д станций под конкретные логистические задачи.</w:t>
       </w:r>
     </w:p>
     <w:p>
@@ -437,16 +430,9 @@
       </w:pPr>
       <w:r>
         <w:rPr>
-          <w:b/>
           <w:sz w:val="20"/>
         </w:rPr>
-        <w:t xml:space="preserve">Логистическая сеть: </w:t>
-      </w:r>
-      <w:r>
-        <w:rPr>
-          <w:sz w:val="20"/>
-        </w:rPr>
-        <w:t>Ваша главная задача — выстроить гибкую, надежную сеть партнерских складов консолидации в ключевых промышленных хабах КНР и подобрать прямых надежных перевозчиков (автотранспорт, контейнерные ж/д поезда, карго) с оптимальными тарифами и гарантированными сроками.</w:t>
+        <w:t>**Логистическая сеть:** Ваша главная задача — выстроить гибкую, надежную сеть партнерских складов консолидации в ключевых промышленных хабах КНР и подобрать прямых надежных перевозчиков (автотранспорт, контейнерные ж/д поезда, карго) с оптимальными тарифами и гарантированными сроками.</w:t>
       </w:r>
     </w:p>
     <w:p>
@@ -456,16 +442,9 @@
       </w:pPr>
       <w:r>
         <w:rPr>
-          <w:b/>
           <w:sz w:val="20"/>
         </w:rPr>
-        <w:t xml:space="preserve">Система Битрикс24: </w:t>
-      </w:r>
-      <w:r>
-        <w:rPr>
-          <w:sz w:val="20"/>
-        </w:rPr>
-        <w:t>Вся операционная работа, постановка задач и контроль статусов ведутся в системе Битрикс24 в соответствии со специальной инструкцией.</w:t>
+        <w:t>**Система Битрикс24:** Вся операционная работа, постановка задач и контроль статусов ведутся в системе Битрикс24 в соответствии со специальной пошаговой инструкцией.</w:t>
       </w:r>
     </w:p>
     <w:p>
@@ -507,7 +486,7 @@
       <w:tr>
         <w:tc>
           <w:tcPr>
-            <w:tcW w:type="dxa" w:w="2880"/>
+            <w:tcW w:type="dxa" w:w="3360"/>
             <w:shd w:fill="1E3A8A"/>
             <w:tcMar>
               <w:top w:w="100" w:type="dxa"/>
@@ -533,7 +512,7 @@
         </w:tc>
         <w:tc>
           <w:tcPr>
-            <w:tcW w:type="dxa" w:w="5040"/>
+            <w:tcW w:type="dxa" w:w="3360"/>
             <w:shd w:fill="1E3A8A"/>
             <w:tcMar>
               <w:top w:w="100" w:type="dxa"/>
@@ -559,7 +538,7 @@
         </w:tc>
         <w:tc>
           <w:tcPr>
-            <w:tcW w:type="dxa" w:w="2160"/>
+            <w:tcW w:type="dxa" w:w="3360"/>
             <w:shd w:fill="1E3A8A"/>
             <w:tcMar>
               <w:top w:w="100" w:type="dxa"/>
@@ -587,7 +566,7 @@
       <w:tr>
         <w:tc>
           <w:tcPr>
-            <w:tcW w:type="dxa" w:w="2880"/>
+            <w:tcW w:type="dxa" w:w="3360"/>
             <w:shd w:fill="FFFFFF"/>
             <w:tcMar>
               <w:top w:w="80" w:type="dxa"/>
@@ -604,13 +583,13 @@
               <w:rPr>
                 <w:sz w:val="18"/>
               </w:rPr>
-              <w:t>Артём (Я / Руководитель компании)</w:t>
+              <w:t>**Артём (Я / Руководитель компании)**</w:t>
             </w:r>
           </w:p>
         </w:tc>
         <w:tc>
           <w:tcPr>
-            <w:tcW w:type="dxa" w:w="5040"/>
+            <w:tcW w:type="dxa" w:w="3360"/>
             <w:shd w:fill="FFFFFF"/>
             <w:tcMar>
               <w:top w:w="80" w:type="dxa"/>
@@ -633,7 +612,7 @@
         </w:tc>
         <w:tc>
           <w:tcPr>
-            <w:tcW w:type="dxa" w:w="2160"/>
+            <w:tcW w:type="dxa" w:w="3360"/>
             <w:shd w:fill="FFFFFF"/>
             <w:tcMar>
               <w:top w:w="80" w:type="dxa"/>
@@ -658,7 +637,7 @@
       <w:tr>
         <w:tc>
           <w:tcPr>
-            <w:tcW w:type="dxa" w:w="2880"/>
+            <w:tcW w:type="dxa" w:w="3360"/>
             <w:shd w:fill="F8FAFC"/>
             <w:tcMar>
               <w:top w:w="80" w:type="dxa"/>
@@ -675,13 +654,13 @@
               <w:rPr>
                 <w:sz w:val="18"/>
               </w:rPr>
-              <w:t>Александра (Тендерный отдел)</w:t>
+              <w:t>**Александра (Тендерный отдел)**</w:t>
             </w:r>
           </w:p>
         </w:tc>
         <w:tc>
           <w:tcPr>
-            <w:tcW w:type="dxa" w:w="5040"/>
+            <w:tcW w:type="dxa" w:w="3360"/>
             <w:shd w:fill="F8FAFC"/>
             <w:tcMar>
               <w:top w:w="80" w:type="dxa"/>
@@ -704,7 +683,7 @@
         </w:tc>
         <w:tc>
           <w:tcPr>
-            <w:tcW w:type="dxa" w:w="2160"/>
+            <w:tcW w:type="dxa" w:w="3360"/>
             <w:shd w:fill="F8FAFC"/>
             <w:tcMar>
               <w:top w:w="80" w:type="dxa"/>
@@ -729,7 +708,7 @@
       <w:tr>
         <w:tc>
           <w:tcPr>
-            <w:tcW w:type="dxa" w:w="2880"/>
+            <w:tcW w:type="dxa" w:w="3360"/>
             <w:shd w:fill="FFFFFF"/>
             <w:tcMar>
               <w:top w:w="80" w:type="dxa"/>
@@ -746,13 +725,13 @@
               <w:rPr>
                 <w:sz w:val="18"/>
               </w:rPr>
-              <w:t>Анжелика (Логистика РФ / B2B-продажи)</w:t>
+              <w:t>**Анжелика (Логистика РФ / B2B-продажи)**</w:t>
             </w:r>
           </w:p>
         </w:tc>
         <w:tc>
           <w:tcPr>
-            <w:tcW w:type="dxa" w:w="5040"/>
+            <w:tcW w:type="dxa" w:w="3360"/>
             <w:shd w:fill="FFFFFF"/>
             <w:tcMar>
               <w:top w:w="80" w:type="dxa"/>
@@ -775,7 +754,7 @@
         </w:tc>
         <w:tc>
           <w:tcPr>
-            <w:tcW w:type="dxa" w:w="2160"/>
+            <w:tcW w:type="dxa" w:w="3360"/>
             <w:shd w:fill="FFFFFF"/>
             <w:tcMar>
               <w:top w:w="80" w:type="dxa"/>
@@ -800,7 +779,7 @@
       <w:tr>
         <w:tc>
           <w:tcPr>
-            <w:tcW w:type="dxa" w:w="2880"/>
+            <w:tcW w:type="dxa" w:w="3360"/>
             <w:shd w:fill="F8FAFC"/>
             <w:tcMar>
               <w:top w:w="80" w:type="dxa"/>
@@ -817,13 +796,13 @@
               <w:rPr>
                 <w:sz w:val="18"/>
               </w:rPr>
-              <w:t>Ван (Miss Wang) и Ли Юйнань (Снабжение)</w:t>
+              <w:t>**Ван (Miss Wang) и Ли Юйнань (Снабжение)**</w:t>
             </w:r>
           </w:p>
         </w:tc>
         <w:tc>
           <w:tcPr>
-            <w:tcW w:type="dxa" w:w="5040"/>
+            <w:tcW w:type="dxa" w:w="3360"/>
             <w:shd w:fill="F8FAFC"/>
             <w:tcMar>
               <w:top w:w="80" w:type="dxa"/>
@@ -846,7 +825,7 @@
         </w:tc>
         <w:tc>
           <w:tcPr>
-            <w:tcW w:type="dxa" w:w="2160"/>
+            <w:tcW w:type="dxa" w:w="3360"/>
             <w:shd w:fill="F8FAFC"/>
             <w:tcMar>
               <w:top w:w="80" w:type="dxa"/>
@@ -871,7 +850,7 @@
       <w:tr>
         <w:tc>
           <w:tcPr>
-            <w:tcW w:type="dxa" w:w="2880"/>
+            <w:tcW w:type="dxa" w:w="3360"/>
             <w:shd w:fill="FFFFFF"/>
             <w:tcMar>
               <w:top w:w="80" w:type="dxa"/>
@@ -888,13 +867,13 @@
               <w:rPr>
                 <w:sz w:val="18"/>
               </w:rPr>
-              <w:t>Азат (Снабжение / Старший куратор)</w:t>
+              <w:t>**Азат (Снабжение / Старший куратор)**</w:t>
             </w:r>
           </w:p>
         </w:tc>
         <w:tc>
           <w:tcPr>
-            <w:tcW w:type="dxa" w:w="5040"/>
+            <w:tcW w:type="dxa" w:w="3360"/>
             <w:shd w:fill="FFFFFF"/>
             <w:tcMar>
               <w:top w:w="80" w:type="dxa"/>
@@ -917,7 +896,7 @@
         </w:tc>
         <w:tc>
           <w:tcPr>
-            <w:tcW w:type="dxa" w:w="2160"/>
+            <w:tcW w:type="dxa" w:w="3360"/>
             <w:shd w:fill="FFFFFF"/>
             <w:tcMar>
               <w:top w:w="80" w:type="dxa"/>
@@ -942,7 +921,7 @@
       <w:tr>
         <w:tc>
           <w:tcPr>
-            <w:tcW w:type="dxa" w:w="2880"/>
+            <w:tcW w:type="dxa" w:w="3360"/>
             <w:shd w:fill="F8FAFC"/>
             <w:tcMar>
               <w:top w:w="80" w:type="dxa"/>
@@ -959,13 +938,13 @@
               <w:rPr>
                 <w:sz w:val="18"/>
               </w:rPr>
-              <w:t>Лиень (Логистическая поддержка)</w:t>
+              <w:t>**Лиень (Логистическая поддержка)**</w:t>
             </w:r>
           </w:p>
         </w:tc>
         <w:tc>
           <w:tcPr>
-            <w:tcW w:type="dxa" w:w="5040"/>
+            <w:tcW w:type="dxa" w:w="3360"/>
             <w:shd w:fill="F8FAFC"/>
             <w:tcMar>
               <w:top w:w="80" w:type="dxa"/>
@@ -988,7 +967,7 @@
         </w:tc>
         <w:tc>
           <w:tcPr>
-            <w:tcW w:type="dxa" w:w="2160"/>
+            <w:tcW w:type="dxa" w:w="3360"/>
             <w:shd w:fill="F8FAFC"/>
             <w:tcMar>
               <w:top w:w="80" w:type="dxa"/>
@@ -1013,7 +992,7 @@
       <w:tr>
         <w:tc>
           <w:tcPr>
-            <w:tcW w:type="dxa" w:w="2880"/>
+            <w:tcW w:type="dxa" w:w="3360"/>
             <w:shd w:fill="FFFFFF"/>
             <w:tcMar>
               <w:top w:w="80" w:type="dxa"/>
@@ -1030,13 +1009,13 @@
               <w:rPr>
                 <w:sz w:val="18"/>
               </w:rPr>
-              <w:t>Ирина (Главный бухгалтер)</w:t>
+              <w:t>**Ирина (Главный бухгалтер)**</w:t>
             </w:r>
           </w:p>
         </w:tc>
         <w:tc>
           <w:tcPr>
-            <w:tcW w:type="dxa" w:w="5040"/>
+            <w:tcW w:type="dxa" w:w="3360"/>
             <w:shd w:fill="FFFFFF"/>
             <w:tcMar>
               <w:top w:w="80" w:type="dxa"/>
@@ -1059,7 +1038,7 @@
         </w:tc>
         <w:tc>
           <w:tcPr>
-            <w:tcW w:type="dxa" w:w="2160"/>
+            <w:tcW w:type="dxa" w:w="3360"/>
             <w:shd w:fill="FFFFFF"/>
             <w:tcMar>
               <w:top w:w="80" w:type="dxa"/>
@@ -1119,16 +1098,9 @@
       </w:pPr>
       <w:r>
         <w:rPr>
-          <w:b/>
           <w:sz w:val="20"/>
         </w:rPr>
-        <w:t xml:space="preserve">База маркировки и упаковки: </w:t>
-      </w:r>
-      <w:r>
-        <w:rPr>
-          <w:sz w:val="20"/>
-        </w:rPr>
-        <w:t>Стандарты надежной упаковки и двуязычной маркировки грузов уже разработал наш ведущий специалист Азат. На каждое грузовое место обязательно наносится двуязычный ярлык (RU/EN) с наименованием, контрактом, весом брутто и номером места. До выезда с фабрики обязательна фотофиксация упаковки и маркировки.</w:t>
+        <w:t>**База маркировки и упаковки:** Стандарты надежной упаковки и двуязычной маркировки грузов уже разработал наш ведущий специалист Азат. На каждое грузовое место обязательно наносится двуязычный ярлык (RU/EN) с наименованием, контрактом, весом брутто и номером места. До выезда с фабрики обязательна фотофиксация упаковки и маркировки.</w:t>
       </w:r>
     </w:p>
     <w:p>
@@ -1138,16 +1110,9 @@
       </w:pPr>
       <w:r>
         <w:rPr>
-          <w:b/>
           <w:sz w:val="20"/>
         </w:rPr>
-        <w:t xml:space="preserve">Действующие перевозчики: </w:t>
-      </w:r>
-      <w:r>
-        <w:rPr>
-          <w:sz w:val="20"/>
-        </w:rPr>
-        <w:t>Азат лично передаст вам список и прямые контакты всех текущих перевозчиков (включая проверенные каналы карго, ж/д операторов и автоколонны).</w:t>
+        <w:t>**Действующие перевозчики:** Азат лично передаст вам список и прямые контакты всех текущих перевозчиков (включая проверенные каналы карго, ж/д операторов и автоколонны).</w:t>
       </w:r>
     </w:p>
     <w:p>
@@ -1157,16 +1122,9 @@
       </w:pPr>
       <w:r>
         <w:rPr>
-          <w:b/>
           <w:sz w:val="20"/>
         </w:rPr>
-        <w:t xml:space="preserve">Главная миссия: </w:t>
-      </w:r>
-      <w:r>
-        <w:rPr>
-          <w:sz w:val="20"/>
-        </w:rPr>
-        <w:t>Ваша задача — внимательно впитать весь накопленный опыт коллег, изучить правила компании, соединить их со своими фундаментальными знаниями рынка КНР и построить из этого безупречный конвейер («универсальную логистическую бомбу»), который работает без сбоев.</w:t>
+        <w:t>**Главная миссия:** Ваша задача — внимательно впитать весь накопленный опыт коллег, изучить правила компании, соединить их со своими фундаментальными знаниями рынка КНР и построить из этого безупречный конвейер («универсальную логистическую бомбу»), который работает без сбоев.</w:t>
       </w:r>
     </w:p>
     <w:p>
@@ -1201,16 +1159,9 @@
       </w:pPr>
       <w:r>
         <w:rPr>
-          <w:b/>
           <w:sz w:val="20"/>
         </w:rPr>
-        <w:t xml:space="preserve">Тандем Цянь Ин ⇄ Анжелика: </w:t>
-      </w:r>
-      <w:r>
-        <w:rPr>
-          <w:sz w:val="20"/>
-        </w:rPr>
-        <w:t>Вы работаете в постоянной прямой связке с Анжеликой. Анжелика привлекает клиентов в России, которым требуется доставка грузов из Китая (или экспорт из РФ в КНР), и передает вам параметры грузов.</w:t>
+        <w:t>**Тандем Цянь Ин ⇄ Анжелика:** Вы работаете в постоянной прямой связке с Анжеликой. Анжелика привлекает клиентов в России, которым требуется доставка грузов из Китая (или экспорт из РФ в КНР), и передает вам параметры грузов.</w:t>
       </w:r>
     </w:p>
     <w:p>
@@ -1220,16 +1171,9 @@
       </w:pPr>
       <w:r>
         <w:rPr>
-          <w:b/>
           <w:sz w:val="20"/>
         </w:rPr>
-        <w:t xml:space="preserve">Расчет сквозной ставки: </w:t>
-      </w:r>
-      <w:r>
-        <w:rPr>
-          <w:sz w:val="20"/>
-        </w:rPr>
-        <w:t>Вы оперативно запрашиваете фабрику в Китае, подбираете оптимальный маршрут, формируете прозрачный расчет ставки до склада временного хранения (СВХ) в России с подробной расшифровкой всех расходов.</w:t>
+        <w:t>**Расчет сквозной ставки:** Вы оперативно запрашиваете фабрику в Китае, подбираете оптимальный маршрут, формируете прозрачный расчет ставки до склада временного хранения (СВХ) в России с подробной расшифровкой всех расходов.</w:t>
       </w:r>
     </w:p>
     <w:p>
@@ -1239,16 +1183,9 @@
       </w:pPr>
       <w:r>
         <w:rPr>
-          <w:b/>
           <w:sz w:val="20"/>
         </w:rPr>
-        <w:t xml:space="preserve">Прием и растаможка в РФ: </w:t>
-      </w:r>
-      <w:r>
-        <w:rPr>
-          <w:sz w:val="20"/>
-        </w:rPr>
-        <w:t>Анжелика встречает груз в РФ, организует таможенное оформление и доставку клиенту местным транспортом.</w:t>
+        <w:t>**Прием и растаможка в РФ:** Анжелика встречает груз в РФ, организует таможенное оформление и доставку клиенту местным транспортом.</w:t>
       </w:r>
     </w:p>
     <w:p>
@@ -1258,16 +1195,9 @@
       </w:pPr>
       <w:r>
         <w:rPr>
-          <w:b/>
           <w:sz w:val="20"/>
         </w:rPr>
-        <w:t xml:space="preserve">Помощь Лиень и мотивация: </w:t>
-      </w:r>
-      <w:r>
-        <w:rPr>
-          <w:sz w:val="20"/>
-        </w:rPr>
-        <w:t>Лиень оказывает вам оперативную помощь в проверке документов и координации складов. Успешные продажи внешней логистики — это прямая основа для существенного роста вашего личного премиального дохода.</w:t>
+        <w:t>**Помощь Лиень и мотивация:** Лиень оказывает вам оперативную помощь в проверке документов и координации складов. Успешные продажи внешней логистики — это прямая основа для существенного роста вашего личного премиального дохода.</w:t>
       </w:r>
     </w:p>
     <w:p>
@@ -1302,16 +1232,9 @@
       </w:pPr>
       <w:r>
         <w:rPr>
-          <w:b/>
           <w:sz w:val="20"/>
         </w:rPr>
-        <w:t xml:space="preserve">Принцип взаимного доверия: </w:t>
-      </w:r>
-      <w:r>
-        <w:rPr>
-          <w:sz w:val="20"/>
-        </w:rPr>
-        <w:t>Наш бизнес строится исключительно на надежности, честности и незыблемости данного слова. Мы требуем кристальной порядочности от всех складов, экспедиторов и транспортных компаний.</w:t>
+        <w:t>**Принцип взаимного доверия:** Наш бизнес строится исключительно на надежности, честности и незыблемости данного слова. Мы требуем кристальной порядочности от всех складов, экспедиторов и транспортных компаний.</w:t>
       </w:r>
     </w:p>
     <w:p>
@@ -1321,16 +1244,9 @@
       </w:pPr>
       <w:r>
         <w:rPr>
-          <w:b/>
           <w:sz w:val="20"/>
         </w:rPr>
-        <w:t xml:space="preserve">Принцип бесповоротного разрыва: </w:t>
-      </w:r>
-      <w:r>
-        <w:rPr>
-          <w:sz w:val="20"/>
-        </w:rPr>
-        <w:t>Если логистический партнер или поставщик услуг повел себя нечестно — например, пообещал ставку или скидку, а затем в одностороннем порядке изменил ее, нарушил гарантированный срок, проявил неуважение или пренебрег важной просьбой — компания принципиально прекращает любое сотрудничество с ним навсегда. Каким бы выгодным ни казался тариф, мы никогда не работаем с теми, кто нарушает обещания.</w:t>
+        <w:t>**Принцип бесповоротного разрыва:** Если логистический партнер или поставщик услуг повел себя нечестно — например, пообещал ставку или скидку, а затем в одностороннем порядке изменил ее, нарушил гарантированный срок, проявил неуважение или пренебрег важной просьбой — компания принципиально прекращает любое сотрудничество с ним навсегда. Каким бы выгодным ни казался тариф, мы никогда не работаем с теми, кто нарушает обещания.</w:t>
       </w:r>
     </w:p>
     <w:p>
@@ -1372,7 +1288,7 @@
       <w:tr>
         <w:tc>
           <w:tcPr>
-            <w:tcW w:type="dxa" w:w="2160"/>
+            <w:tcW w:type="dxa" w:w="3360"/>
             <w:shd w:fill="1E3A8A"/>
             <w:tcMar>
               <w:top w:w="100" w:type="dxa"/>
@@ -1398,7 +1314,7 @@
         </w:tc>
         <w:tc>
           <w:tcPr>
-            <w:tcW w:type="dxa" w:w="5760"/>
+            <w:tcW w:type="dxa" w:w="3360"/>
             <w:shd w:fill="1E3A8A"/>
             <w:tcMar>
               <w:top w:w="100" w:type="dxa"/>
@@ -1424,7 +1340,7 @@
         </w:tc>
         <w:tc>
           <w:tcPr>
-            <w:tcW w:type="dxa" w:w="2160"/>
+            <w:tcW w:type="dxa" w:w="3360"/>
             <w:shd w:fill="1E3A8A"/>
             <w:tcMar>
               <w:top w:w="100" w:type="dxa"/>
@@ -1452,7 +1368,7 @@
       <w:tr>
         <w:tc>
           <w:tcPr>
-            <w:tcW w:type="dxa" w:w="2160"/>
+            <w:tcW w:type="dxa" w:w="3360"/>
             <w:shd w:fill="FFFFFF"/>
             <w:tcMar>
               <w:top w:w="80" w:type="dxa"/>
@@ -1469,15 +1385,15 @@
               <w:rPr>
                 <w:sz w:val="18"/>
               </w:rPr>
-              <w:t>Неделя 1</w:t>
+              <w:t>**Неделя 1</w:t>
               <w:br/>
-              <w:t>(Дни 1–5)</w:t>
+              <w:t>(Дни 1–5)**</w:t>
             </w:r>
           </w:p>
         </w:tc>
         <w:tc>
           <w:tcPr>
-            <w:tcW w:type="dxa" w:w="5760"/>
+            <w:tcW w:type="dxa" w:w="3360"/>
             <w:shd w:fill="FFFFFF"/>
             <w:tcMar>
               <w:top w:w="80" w:type="dxa"/>
@@ -1508,7 +1424,7 @@
         </w:tc>
         <w:tc>
           <w:tcPr>
-            <w:tcW w:type="dxa" w:w="2160"/>
+            <w:tcW w:type="dxa" w:w="3360"/>
             <w:shd w:fill="FFFFFF"/>
             <w:tcMar>
               <w:top w:w="80" w:type="dxa"/>
@@ -1533,7 +1449,7 @@
       <w:tr>
         <w:tc>
           <w:tcPr>
-            <w:tcW w:type="dxa" w:w="2160"/>
+            <w:tcW w:type="dxa" w:w="3360"/>
             <w:shd w:fill="F8FAFC"/>
             <w:tcMar>
               <w:top w:w="80" w:type="dxa"/>
@@ -1550,15 +1466,15 @@
               <w:rPr>
                 <w:sz w:val="18"/>
               </w:rPr>
-              <w:t>Неделя 2</w:t>
+              <w:t>**Неделя 2</w:t>
               <w:br/>
-              <w:t>(Дни 6–10)</w:t>
+              <w:t>(Дни 6–10)**</w:t>
             </w:r>
           </w:p>
         </w:tc>
         <w:tc>
           <w:tcPr>
-            <w:tcW w:type="dxa" w:w="5760"/>
+            <w:tcW w:type="dxa" w:w="3360"/>
             <w:shd w:fill="F8FAFC"/>
             <w:tcMar>
               <w:top w:w="80" w:type="dxa"/>
@@ -1589,7 +1505,7 @@
         </w:tc>
         <w:tc>
           <w:tcPr>
-            <w:tcW w:type="dxa" w:w="2160"/>
+            <w:tcW w:type="dxa" w:w="3360"/>
             <w:shd w:fill="F8FAFC"/>
             <w:tcMar>
               <w:top w:w="80" w:type="dxa"/>
@@ -1648,14 +1564,14 @@
                 <w:color w:val="003366"/>
                 <w:sz w:val="20"/>
               </w:rPr>
-              <w:t xml:space="preserve">ФОКУС НА НАДЕЖНОСТИ: </w:t>
+              <w:t xml:space="preserve">ПРИМЕЧАНИЕ: </w:t>
             </w:r>
             <w:r>
               <w:rPr>
                 <w:i/>
                 <w:sz w:val="19"/>
               </w:rPr>
-              <w:t>Подвести клиента по срокам или качеству доставки — недопустимо. Если у вас возникают любые сомнения, сложные вопросы по маршруту или требуется помощь коллег — открыто поднимайте вопрос в рабочем чате Битрикс24. Мы — одна команда, нацеленная на общий масштабный успех!</w:t>
+              <w:t>⚠️ **ФОКУС НА НАДЕЖНОСТИ:** Подвести клиента по срокам или качеству доставки — недопустимо. Если у вас возникают любые сомнения, сложные вопросы по маршруту или требуется помощь коллег — открыто поднимайте вопрос в рабочем чате Битрикс24. Мы — одна команда, нацеленная на общий масштабный успех!</w:t>
             </w:r>
           </w:p>
         </w:tc>
